--- a/docs/MULTITENANCY-CONSOLIDATED-IMPLEMENTATION-PLAN.docx
+++ b/docs/MULTITENANCY-CONSOLIDATED-IMPLEMENTATION-PLAN.docx
@@ -2332,7 +2332,7 @@
                 <w:i w:val="false"/>
                 <w:iCs w:val="false"/>
               </w:rPr>
-              <w:t xml:space="preserve">Tenant identity = which claim?</w:t>
+              <w:t xml:space="preserve">How the ship gets its domain</w:t>
             </w:r>
           </w:p>
         </w:tc>
@@ -2358,22 +2358,22 @@
             </w:pPr>
             <w:r>
               <w:rPr>
-                <w:rFonts w:ascii="Consolas" w:cs="Consolas" w:eastAsia="Consolas" w:hAnsi="Consolas"/>
-                <w:b w:val="false"/>
-                <w:bCs w:val="false"/>
-                <w:i w:val="false"/>
-                <w:iCs w:val="false"/>
-              </w:rPr>
-              <w:t xml:space="preserve">domain</w:t>
-            </w:r>
-            <w:r>
-              <w:rPr>
-                <w:b w:val="false"/>
-                <w:bCs w:val="false"/>
-                <w:i w:val="false"/>
-                <w:iCs w:val="false"/>
-              </w:rPr>
-              <w:t xml:space="preserve"> (NOT sub).</w:t>
+                <w:b/>
+                <w:bCs/>
+                <w:i w:val="false"/>
+                <w:iCs w:val="false"/>
+                <w:color w:val="1A7032"/>
+              </w:rPr>
+              <w:t xml:space="preserve">SAILERP-self-sourced</w:t>
+            </w:r>
+            <w:r>
+              <w:rPr>
+                <w:b w:val="false"/>
+                <w:bCs w:val="false"/>
+                <w:i w:val="false"/>
+                <w:iCs w:val="false"/>
+              </w:rPr>
+              <w:t xml:space="preserve"> — seeded on import from the ship’s local SAILERP-verified domain (req.user.domain post-Phase-2 / AuthContext.domain interim). Not operator-supplied, not per-vessel recorded. See 4.x.</w:t>
             </w:r>
           </w:p>
         </w:tc>
@@ -2406,7 +2406,7 @@
                 <w:i w:val="false"/>
                 <w:iCs w:val="false"/>
               </w:rPr>
-              <w:t xml:space="preserve">Isolation model</w:t>
+              <w:t xml:space="preserve">Tenant identity = which claim?</w:t>
             </w:r>
           </w:p>
         </w:tc>
@@ -2432,12 +2432,22 @@
             </w:pPr>
             <w:r>
               <w:rPr>
-                <w:b w:val="false"/>
-                <w:bCs w:val="false"/>
-                <w:i w:val="false"/>
-                <w:iCs w:val="false"/>
-              </w:rPr>
-              <w:t xml:space="preserve">Database-per-tenant; no row-level tenant_id columns.</w:t>
+                <w:rFonts w:ascii="Consolas" w:cs="Consolas" w:eastAsia="Consolas" w:hAnsi="Consolas"/>
+                <w:b w:val="false"/>
+                <w:bCs w:val="false"/>
+                <w:i w:val="false"/>
+                <w:iCs w:val="false"/>
+              </w:rPr>
+              <w:t xml:space="preserve">domain</w:t>
+            </w:r>
+            <w:r>
+              <w:rPr>
+                <w:b w:val="false"/>
+                <w:bCs w:val="false"/>
+                <w:i w:val="false"/>
+                <w:iCs w:val="false"/>
+              </w:rPr>
+              <w:t xml:space="preserve"> (NOT sub).</w:t>
             </w:r>
           </w:p>
         </w:tc>
@@ -2470,7 +2480,7 @@
                 <w:i w:val="false"/>
                 <w:iCs w:val="false"/>
               </w:rPr>
-              <w:t xml:space="preserve">Single-tenant fallback</w:t>
+              <w:t xml:space="preserve">Isolation model</w:t>
             </w:r>
           </w:p>
         </w:tc>
@@ -2501,7 +2511,7 @@
                 <w:i w:val="false"/>
                 <w:iCs w:val="false"/>
               </w:rPr>
-              <w:t xml:space="preserve">Kept permanently (same binary on ships/dev).</w:t>
+              <w:t xml:space="preserve">Database-per-tenant; no row-level tenant_id columns.</w:t>
             </w:r>
           </w:p>
         </w:tc>
@@ -2534,6 +2544,70 @@
                 <w:i w:val="false"/>
                 <w:iCs w:val="false"/>
               </w:rPr>
+              <w:t xml:space="preserve">Single-tenant fallback</w:t>
+            </w:r>
+          </w:p>
+        </w:tc>
+        <w:tc>
+          <w:tcPr>
+            <w:tcW w:type="dxa" w:w="4680"/>
+            <w:tcBorders>
+              <w:top w:val="single" w:color="B0B0B0" w:sz="1"/>
+              <w:left w:val="single" w:color="B0B0B0" w:sz="1"/>
+              <w:bottom w:val="single" w:color="B0B0B0" w:sz="1"/>
+              <w:right w:val="single" w:color="B0B0B0" w:sz="1"/>
+            </w:tcBorders>
+            <w:tcMar>
+              <w:top w:type="dxa" w:w="60"/>
+              <w:left w:type="dxa" w:w="110"/>
+              <w:bottom w:type="dxa" w:w="60"/>
+              <w:right w:type="dxa" w:w="110"/>
+            </w:tcMar>
+          </w:tcPr>
+          <w:p>
+            <w:pPr>
+              <w:spacing w:after="0"/>
+            </w:pPr>
+            <w:r>
+              <w:rPr>
+                <w:b w:val="false"/>
+                <w:bCs w:val="false"/>
+                <w:i w:val="false"/>
+                <w:iCs w:val="false"/>
+              </w:rPr>
+              <w:t xml:space="preserve">Kept permanently (same binary on ships/dev).</w:t>
+            </w:r>
+          </w:p>
+        </w:tc>
+      </w:tr>
+      <w:tr>
+        <w:tc>
+          <w:tcPr>
+            <w:tcW w:type="dxa" w:w="4680"/>
+            <w:tcBorders>
+              <w:top w:val="single" w:color="B0B0B0" w:sz="1"/>
+              <w:left w:val="single" w:color="B0B0B0" w:sz="1"/>
+              <w:bottom w:val="single" w:color="B0B0B0" w:sz="1"/>
+              <w:right w:val="single" w:color="B0B0B0" w:sz="1"/>
+            </w:tcBorders>
+            <w:tcMar>
+              <w:top w:type="dxa" w:w="60"/>
+              <w:left w:type="dxa" w:w="110"/>
+              <w:bottom w:type="dxa" w:w="60"/>
+              <w:right w:type="dxa" w:w="110"/>
+            </w:tcMar>
+          </w:tcPr>
+          <w:p>
+            <w:pPr>
+              <w:spacing w:after="0"/>
+            </w:pPr>
+            <w:r>
+              <w:rPr>
+                <w:b w:val="false"/>
+                <w:bCs w:val="false"/>
+                <w:i w:val="false"/>
+                <w:iCs w:val="false"/>
+              </w:rPr>
               <w:t xml:space="preserve">Tenant per ship install</w:t>
             </w:r>
           </w:p>
@@ -2566,6 +2640,80 @@
                 <w:iCs w:val="false"/>
               </w:rPr>
               <w:t xml:space="preserve">Exactly one (one vessel = one company/domain).</w:t>
+            </w:r>
+          </w:p>
+        </w:tc>
+      </w:tr>
+      <w:tr>
+        <w:tc>
+          <w:tcPr>
+            <w:tcW w:type="dxa" w:w="4680"/>
+            <w:tcBorders>
+              <w:top w:val="single" w:color="B0B0B0" w:sz="1"/>
+              <w:left w:val="single" w:color="B0B0B0" w:sz="1"/>
+              <w:bottom w:val="single" w:color="B0B0B0" w:sz="1"/>
+              <w:right w:val="single" w:color="B0B0B0" w:sz="1"/>
+            </w:tcBorders>
+            <w:tcMar>
+              <w:top w:type="dxa" w:w="60"/>
+              <w:left w:type="dxa" w:w="110"/>
+              <w:bottom w:type="dxa" w:w="60"/>
+              <w:right w:type="dxa" w:w="110"/>
+            </w:tcMar>
+          </w:tcPr>
+          <w:p>
+            <w:pPr>
+              <w:spacing w:after="0"/>
+            </w:pPr>
+            <w:r>
+              <w:rPr>
+                <w:b w:val="false"/>
+                <w:bCs w:val="false"/>
+                <w:i w:val="false"/>
+                <w:iCs w:val="false"/>
+              </w:rPr>
+              <w:t xml:space="preserve">Low-bandwidth sync tunables</w:t>
+            </w:r>
+          </w:p>
+        </w:tc>
+        <w:tc>
+          <w:tcPr>
+            <w:tcW w:type="dxa" w:w="4680"/>
+            <w:tcBorders>
+              <w:top w:val="single" w:color="B0B0B0" w:sz="1"/>
+              <w:left w:val="single" w:color="B0B0B0" w:sz="1"/>
+              <w:bottom w:val="single" w:color="B0B0B0" w:sz="1"/>
+              <w:right w:val="single" w:color="B0B0B0" w:sz="1"/>
+            </w:tcBorders>
+            <w:tcMar>
+              <w:top w:type="dxa" w:w="60"/>
+              <w:left w:type="dxa" w:w="110"/>
+              <w:bottom w:type="dxa" w:w="60"/>
+              <w:right w:type="dxa" w:w="110"/>
+            </w:tcMar>
+          </w:tcPr>
+          <w:p>
+            <w:pPr>
+              <w:spacing w:after="0"/>
+            </w:pPr>
+            <w:r>
+              <w:rPr>
+                <w:b/>
+                <w:bCs/>
+                <w:i w:val="false"/>
+                <w:iCs w:val="false"/>
+                <w:color w:val="1A7032"/>
+              </w:rPr>
+              <w:t xml:space="preserve">Seeded at provisioning</w:t>
+            </w:r>
+            <w:r>
+              <w:rPr>
+                <w:b w:val="false"/>
+                <w:bCs w:val="false"/>
+                <w:i w:val="false"/>
+                <w:iCs w:val="false"/>
+              </w:rPr>
+              <w:t xml:space="preserve"> — SYNC_PUSH_BATCH_SIZE=200, SYNC_REQUEST_TIMEOUT_MS=120000 as fleet defaults into sync_settings; per-vessel overridable; shore unchanged. See 4.x.</w:t>
             </w:r>
           </w:p>
         </w:tc>
@@ -2886,7 +3034,7 @@
                 <w:i w:val="false"/>
                 <w:iCs w:val="false"/>
               </w:rPr>
-              <w:t xml:space="preserve">Vessel→domain recording: store on vessels, in sync registry, or both (provision-time).</w:t>
+              <w:t xml:space="preserve">Shore-side validation map: how shore records instanceId/vesselId → domain to validate the wire X-Sync-Domain (the ship self-sources its own domain; this is the SHORE check only).</w:t>
             </w:r>
           </w:p>
         </w:tc>
@@ -5352,7 +5500,7 @@
                 <w:i w:val="false"/>
                 <w:iCs w:val="false"/>
               </w:rPr>
-              <w:t xml:space="preserve">G3 (new dedicated phase) + per-tenant migrations</w:t>
+              <w:t xml:space="preserve">G3 (new dedicated phase) + per-tenant migrations + provisioning seed (4.x)</w:t>
             </w:r>
           </w:p>
         </w:tc>
@@ -5392,7 +5540,7 @@
           <w:i w:val="false"/>
           <w:iCs w:val="false"/>
         </w:rPr>
-        <w:t xml:space="preserve">(a) the ship sends its FIXED domain on every /sync/* call via a new X-Sync-Domain header (value from sync_settings, set at provisioning); AND (b) shore validates that domain against a provision-time instanceId/vesselId → domain registry mapping.</w:t>
+        <w:t xml:space="preserve">(a) the ship sends its FIXED domain on every /sync/* call via a new X-Sync-Domain header (value read from sync_settings, seeded on import from the ship’s SAILERP-verified domain — see 4.x); AND (b) shore validates that domain against an instanceId/vesselId → domain map it owns.</w:t>
       </w:r>
     </w:p>
     <w:p>
@@ -5411,16 +5559,16 @@
           <w:i w:val="false"/>
           <w:iCs w:val="false"/>
         </w:rPr>
-        <w:t xml:space="preserve">Record the vessel→domain link at provisioning </w:t>
-      </w:r>
-      <w:r>
-        <w:rPr>
-          <w:b w:val="false"/>
-          <w:bCs w:val="false"/>
-          <w:i w:val="false"/>
-          <w:iCs w:val="false"/>
-        </w:rPr>
-        <w:t xml:space="preserve">(provisioningService writes the mapping; master tenants holds domain→tuid→db_url). On arrival, shore resolves X-Sync-Domain → tenant DB.</w:t>
+        <w:t xml:space="preserve">Shore-side validation map — </w:t>
+      </w:r>
+      <w:r>
+        <w:rPr>
+          <w:b w:val="false"/>
+          <w:bCs w:val="false"/>
+          <w:i w:val="false"/>
+          <w:iCs w:val="false"/>
+        </w:rPr>
+        <w:t xml:space="preserve">shore keeps an instanceId/vesselId → domain mapping (master tenants holds domain→tuid→db_url) to validate the incoming X-Sync-Domain. The ship self-sources its own domain (4.x); shore does not hand-record it per vessel. On arrival, shore resolves X-Sync-Domain → tenant DB.</w:t>
       </w:r>
     </w:p>
     <w:p>
@@ -5448,7 +5596,7 @@
           <w:i w:val="false"/>
           <w:iCs w:val="false"/>
         </w:rPr>
-        <w:t xml:space="preserve">if the declared domain ≠ the registry for that instance/vessel → 403, NO WRITE (fail-closed). Never default-route.</w:t>
+        <w:t xml:space="preserve">if the declared domain ≠ the shore map for that instance/vessel → 403, NO WRITE (fail-closed). Never default-route.</w:t>
       </w:r>
     </w:p>
     <w:p>
@@ -5545,7 +5693,7 @@
           <w:i w:val="false"/>
           <w:iCs w:val="false"/>
         </w:rPr>
-        <w:t xml:space="preserve">Unset MASTER_DATABASE_URL ⇒ single shore DB as today; X-Sync-Domain ignored, no registry lookup. Identical behaviour.</w:t>
+        <w:t xml:space="preserve">Unset MASTER_DATABASE_URL ⇒ single shore DB as today; X-Sync-Domain ignored, no map lookup. Identical behaviour.</w:t>
       </w:r>
     </w:p>
     <w:p>
@@ -5601,7 +5749,7 @@
           <w:i w:val="false"/>
           <w:iCs w:val="false"/>
         </w:rPr>
-        <w:t xml:space="preserve">Registry mismatch (instance’s domain ≠ declared) → fail-closed 403; logged.</w:t>
+        <w:t xml:space="preserve">Map mismatch (instance’s domain ≠ declared) → fail-closed 403; logged.</w:t>
       </w:r>
     </w:p>
     <w:p>
@@ -5640,6 +5788,340 @@
           <w:iCs w:val="false"/>
         </w:rPr>
         <w:t xml:space="preserve">tsc ≤ 368. Flag-off parity: single-tenant sync unchanged.</w:t>
+      </w:r>
+    </w:p>
+    <w:p>
+      <w:pPr>
+        <w:spacing w:after="60"/>
+      </w:pPr>
+      <w:r>
+        <w:t xml:space="preserve"/>
+      </w:r>
+    </w:p>
+    <w:p>
+      <w:pPr>
+        <w:pStyle w:val="Heading3"/>
+      </w:pPr>
+      <w:r>
+        <w:t xml:space="preserve">4.x Provisioning the ship’s domain + sync tunables (lean)</w:t>
+      </w:r>
+    </w:p>
+    <w:p>
+      <w:pPr>
+        <w:spacing w:after="120"/>
+      </w:pPr>
+      <w:r>
+        <w:rPr>
+          <w:b w:val="false"/>
+          <w:bCs w:val="false"/>
+          <w:i w:val="false"/>
+          <w:iCs w:val="false"/>
+        </w:rPr>
+        <w:t xml:space="preserve">On import, the ship idempotently seeds its env settings into </w:t>
+      </w:r>
+      <w:r>
+        <w:rPr>
+          <w:rFonts w:ascii="Consolas" w:cs="Consolas" w:eastAsia="Consolas" w:hAnsi="Consolas"/>
+          <w:b w:val="false"/>
+          <w:bCs w:val="false"/>
+          <w:i w:val="false"/>
+          <w:iCs w:val="false"/>
+        </w:rPr>
+        <w:t xml:space="preserve">sync_settings</w:t>
+      </w:r>
+      <w:r>
+        <w:rPr>
+          <w:b w:val="false"/>
+          <w:bCs w:val="false"/>
+          <w:i w:val="false"/>
+          <w:iCs w:val="false"/>
+        </w:rPr>
+        <w:t xml:space="preserve"> — no manual entry, no per-box .env edits, no fleet manifest / fleet-seed CLI / registry-validation-at-provisioning. The domain is sourced from SAILERP, not supplied by an operator.</w:t>
+      </w:r>
+    </w:p>
+    <w:p>
+      <w:pPr>
+        <w:pStyle w:val="ListParagraph"/>
+        <w:numPr>
+          <w:ilvl w:val="0"/>
+          <w:numId w:val="2"/>
+        </w:numPr>
+        <w:spacing w:after="60"/>
+      </w:pPr>
+      <w:r>
+        <w:rPr>
+          <w:b/>
+          <w:bCs/>
+          <w:i w:val="false"/>
+          <w:iCs w:val="false"/>
+        </w:rPr>
+        <w:t xml:space="preserve">Domain — SAILERP-sourced, ship self-seeds. </w:t>
+      </w:r>
+      <w:r>
+        <w:rPr>
+          <w:b w:val="false"/>
+          <w:bCs w:val="false"/>
+          <w:i w:val="false"/>
+          <w:iCs w:val="false"/>
+        </w:rPr>
+        <w:t xml:space="preserve">SAILERP runs locally on the ship and carries the verified domain claim ({ id, domain, userType }). The import/seed step reads it from the authenticated SAILERP request — req.user.domain once Phase 2’s jwt.verify lands (the import endpoint already sits behind the auth chain), or the client-forwarded AuthContext.domain (AuthContext.tsx:57-75) in the interim. The domain is never hand-typed and need not travel in the bundle — the ship seeds its own. This is the X-Sync-Domain source for the routing above.</w:t>
+      </w:r>
+    </w:p>
+    <w:p>
+      <w:pPr>
+        <w:pStyle w:val="ListParagraph"/>
+        <w:numPr>
+          <w:ilvl w:val="0"/>
+          <w:numId w:val="2"/>
+        </w:numPr>
+        <w:spacing w:after="60"/>
+      </w:pPr>
+      <w:r>
+        <w:rPr>
+          <w:b/>
+          <w:bCs/>
+          <w:i w:val="false"/>
+          <w:iCs w:val="false"/>
+        </w:rPr>
+        <w:t xml:space="preserve">Sync tunables — fleet defaults carried in the bundle. </w:t>
+      </w:r>
+      <w:r>
+        <w:rPr>
+          <w:b w:val="false"/>
+          <w:bCs w:val="false"/>
+          <w:i w:val="false"/>
+          <w:iCs w:val="false"/>
+        </w:rPr>
+        <w:t xml:space="preserve">The proven low-bandwidth settings (SYNC_PUSH_BATCH_SIZE=200, SYNC_REQUEST_TIMEOUT_MS=120000, already deployed to Gas Mia) ride in manifest.envSettings and are conditional-seeded into sync_settings on import — so every vessel gets them automatically, and a worse-link vessel can be overridden at generate time or via the existing Sync Dashboard settings UI.</w:t>
+      </w:r>
+    </w:p>
+    <w:p>
+      <w:pPr>
+        <w:pStyle w:val="ListParagraph"/>
+        <w:numPr>
+          <w:ilvl w:val="0"/>
+          <w:numId w:val="2"/>
+        </w:numPr>
+        <w:spacing w:after="60"/>
+      </w:pPr>
+      <w:r>
+        <w:rPr>
+          <w:b/>
+          <w:bCs/>
+          <w:i w:val="false"/>
+          <w:iCs w:val="false"/>
+        </w:rPr>
+        <w:t xml:space="preserve">Engine reads DB-then-env. </w:t>
+      </w:r>
+      <w:r>
+        <w:rPr>
+          <w:b w:val="false"/>
+          <w:bCs w:val="false"/>
+          <w:i w:val="false"/>
+          <w:iCs w:val="false"/>
+        </w:rPr>
+        <w:t xml:space="preserve">syncEngine.ts moves REQUEST_TIMEOUT / PUSH_BATCH_SIZE (currently module consts, :44-45; call sites :357, :763) into loadSettings(), mirroring the existing instance_id / shore_url DB-then-env pattern (:85-89). Default-preserving: no DB row + no env ⇒ identical to today.</w:t>
+      </w:r>
+    </w:p>
+    <w:p>
+      <w:pPr>
+        <w:pStyle w:val="ListParagraph"/>
+        <w:numPr>
+          <w:ilvl w:val="0"/>
+          <w:numId w:val="2"/>
+        </w:numPr>
+        <w:spacing w:after="60"/>
+      </w:pPr>
+      <w:r>
+        <w:rPr>
+          <w:b/>
+          <w:bCs/>
+          <w:i w:val="false"/>
+          <w:iCs w:val="false"/>
+        </w:rPr>
+        <w:t xml:space="preserve">Idempotent seed. </w:t>
+      </w:r>
+      <w:r>
+        <w:rPr>
+          <w:b w:val="false"/>
+          <w:bCs w:val="false"/>
+          <w:i w:val="false"/>
+          <w:iCs w:val="false"/>
+        </w:rPr>
+        <w:t xml:space="preserve">Migration pre-seeds the keys empty (ON CONFLICT (setting_key) DO NOTHING, reusing the 103/119 pattern); import conditional-sets each — UPDATE … WHERE setting_key=$k AND COALESCE(setting_value,'')=''. Re-runnable, no duplicate, no overwrite-if-set.</w:t>
+      </w:r>
+    </w:p>
+    <w:p>
+      <w:pPr>
+        <w:pStyle w:val="ListParagraph"/>
+        <w:numPr>
+          <w:ilvl w:val="0"/>
+          <w:numId w:val="2"/>
+        </w:numPr>
+        <w:spacing w:after="60"/>
+      </w:pPr>
+      <w:r>
+        <w:rPr>
+          <w:b/>
+          <w:bCs/>
+          <w:i w:val="false"/>
+          <w:iCs w:val="false"/>
+        </w:rPr>
+        <w:t xml:space="preserve">Shore unchanged. </w:t>
+      </w:r>
+      <w:r>
+        <w:rPr>
+          <w:b w:val="false"/>
+          <w:bCs w:val="false"/>
+          <w:i w:val="false"/>
+          <w:iCs w:val="false"/>
+        </w:rPr>
+        <w:t xml:space="preserve">Shore never imports a bundle → its tunable + domain rows stay empty → env-default 1000 / 30000. Only ships get 200 / 120000.</w:t>
+      </w:r>
+    </w:p>
+    <w:p>
+      <w:pPr>
+        <w:pStyle w:val="ListParagraph"/>
+        <w:numPr>
+          <w:ilvl w:val="0"/>
+          <w:numId w:val="2"/>
+        </w:numPr>
+        <w:spacing w:after="60"/>
+      </w:pPr>
+      <w:r>
+        <w:rPr>
+          <w:b/>
+          <w:bCs/>
+          <w:i w:val="false"/>
+          <w:iCs w:val="false"/>
+        </w:rPr>
+        <w:t xml:space="preserve">Fail-closed. </w:t>
+      </w:r>
+      <w:r>
+        <w:rPr>
+          <w:b w:val="false"/>
+          <w:bCs w:val="false"/>
+          <w:i w:val="false"/>
+          <w:iCs w:val="false"/>
+        </w:rPr>
+        <w:t xml:space="preserve">A ship whose sync_settings.domain is empty refuses to sync; shore still validates the wire X-Sync-Domain (above).</w:t>
+      </w:r>
+    </w:p>
+    <w:p>
+      <w:pPr>
+        <w:pStyle w:val="Heading3"/>
+      </w:pPr>
+      <w:r>
+        <w:t xml:space="preserve">4.x — Minimal changes</w:t>
+      </w:r>
+    </w:p>
+    <w:p>
+      <w:pPr>
+        <w:pStyle w:val="ListParagraph"/>
+        <w:numPr>
+          <w:ilvl w:val="0"/>
+          <w:numId w:val="3"/>
+        </w:numPr>
+        <w:spacing w:after="60"/>
+      </w:pPr>
+      <w:r>
+        <w:rPr>
+          <w:b w:val="false"/>
+          <w:bCs w:val="false"/>
+          <w:i w:val="false"/>
+          <w:iCs w:val="false"/>
+        </w:rPr>
+        <w:t xml:space="preserve">Migration — pre-seed 3 </w:t>
+      </w:r>
+      <w:r>
+        <w:rPr>
+          <w:rFonts w:ascii="Consolas" w:cs="Consolas" w:eastAsia="Consolas" w:hAnsi="Consolas"/>
+          <w:b w:val="false"/>
+          <w:bCs w:val="false"/>
+          <w:i w:val="false"/>
+          <w:iCs w:val="false"/>
+        </w:rPr>
+        <w:t xml:space="preserve">sync_settings</w:t>
+      </w:r>
+      <w:r>
+        <w:rPr>
+          <w:b w:val="false"/>
+          <w:bCs w:val="false"/>
+          <w:i w:val="false"/>
+          <w:iCs w:val="false"/>
+        </w:rPr>
+        <w:t xml:space="preserve"> keys EMPTY (domain, sync_push_batch_size, sync_request_timeout_ms), ON CONFLICT (setting_key) DO NOTHING (shore stays default because rows empty → env fallback).</w:t>
+      </w:r>
+    </w:p>
+    <w:p>
+      <w:pPr>
+        <w:pStyle w:val="ListParagraph"/>
+        <w:numPr>
+          <w:ilvl w:val="0"/>
+          <w:numId w:val="3"/>
+        </w:numPr>
+        <w:spacing w:after="60"/>
+      </w:pPr>
+      <w:r>
+        <w:rPr>
+          <w:b w:val="false"/>
+          <w:bCs w:val="false"/>
+          <w:i w:val="false"/>
+          <w:iCs w:val="false"/>
+        </w:rPr>
+        <w:t xml:space="preserve">syncEngine.ts — move REQUEST_TIMEOUT / PUSH_BATCH_SIZE from module consts to instance fields loaded DB-then-env in loadSettings(); update the 2 call sites (:357, :763). Default-preserving.</w:t>
+      </w:r>
+    </w:p>
+    <w:p>
+      <w:pPr>
+        <w:pStyle w:val="ListParagraph"/>
+        <w:numPr>
+          <w:ilvl w:val="0"/>
+          <w:numId w:val="3"/>
+        </w:numPr>
+        <w:spacing w:after="60"/>
+      </w:pPr>
+      <w:r>
+        <w:rPr>
+          <w:b w:val="false"/>
+          <w:bCs w:val="false"/>
+          <w:i w:val="false"/>
+          <w:iCs w:val="false"/>
+        </w:rPr>
+        <w:t xml:space="preserve">importProvisioningBundle — conditional-seed step beside the sync_metadata write (:546): domain from the SAILERP-verified request (req.user.domain / forwarded AuthContext.domain), tunables from the bundle defaults; WHERE COALESCE(setting_value,'')=''.</w:t>
+      </w:r>
+    </w:p>
+    <w:p>
+      <w:pPr>
+        <w:pStyle w:val="ListParagraph"/>
+        <w:numPr>
+          <w:ilvl w:val="0"/>
+          <w:numId w:val="3"/>
+        </w:numPr>
+        <w:spacing w:after="60"/>
+      </w:pPr>
+      <w:r>
+        <w:rPr>
+          <w:b w:val="false"/>
+          <w:bCs w:val="false"/>
+          <w:i w:val="false"/>
+          <w:iCs w:val="false"/>
+        </w:rPr>
+        <w:t xml:space="preserve">ProvisioningManifest — optional envSettings?: { syncPushBatchSize?, syncRequestTimeoutMs? } for the tunables (domain need not travel — ship self-sources it).</w:t>
+      </w:r>
+    </w:p>
+    <w:p>
+      <w:pPr>
+        <w:spacing w:after="120"/>
+      </w:pPr>
+      <w:r>
+        <w:rPr>
+          <w:b w:val="false"/>
+          <w:bCs w:val="false"/>
+          <w:i/>
+          <w:iCs/>
+        </w:rPr>
+        <w:t xml:space="preserve">No registry/fleet CLI, no operator-supplied domain, no per-box edits. Behavioural note: a corrected domain re-issued from shore will not overwrite a ship’s already-set value (by design); clear-then-reimport if a change is intended.</w:t>
       </w:r>
     </w:p>
     <w:p>
@@ -7216,7 +7698,16 @@
                 <w:i w:val="false"/>
                 <w:iCs w:val="false"/>
               </w:rPr>
-              <w:t xml:space="preserve">X-Sync-Domain + per-tenant X-Sync-Api-Key</w:t>
+              <w:t xml:space="preserve">X-Sync-Domain</w:t>
+            </w:r>
+            <w:r>
+              <w:rPr>
+                <w:b w:val="false"/>
+                <w:bCs w:val="false"/>
+                <w:i w:val="false"/>
+                <w:iCs w:val="false"/>
+              </w:rPr>
+              <w:t xml:space="preserve"> (wire header)</w:t>
             </w:r>
           </w:p>
         </w:tc>
@@ -7278,7 +7769,208 @@
                 <w:i w:val="false"/>
                 <w:iCs w:val="false"/>
               </w:rPr>
-              <w:t xml:space="preserve">Multi-tenant sync</w:t>
+              <w:t xml:space="preserve">Multi-tenant sync — value seeded on the ship from the SAILERP-verified domain (4.x); not a deploy-time env var</w:t>
+            </w:r>
+          </w:p>
+        </w:tc>
+      </w:tr>
+      <w:tr>
+        <w:tc>
+          <w:tcPr>
+            <w:tcW w:type="dxa" w:w="3500"/>
+            <w:tcBorders>
+              <w:top w:val="single" w:color="B0B0B0" w:sz="1"/>
+              <w:left w:val="single" w:color="B0B0B0" w:sz="1"/>
+              <w:bottom w:val="single" w:color="B0B0B0" w:sz="1"/>
+              <w:right w:val="single" w:color="B0B0B0" w:sz="1"/>
+            </w:tcBorders>
+            <w:tcMar>
+              <w:top w:type="dxa" w:w="60"/>
+              <w:left w:type="dxa" w:w="110"/>
+              <w:bottom w:type="dxa" w:w="60"/>
+              <w:right w:type="dxa" w:w="110"/>
+            </w:tcMar>
+          </w:tcPr>
+          <w:p>
+            <w:pPr>
+              <w:spacing w:after="0"/>
+            </w:pPr>
+            <w:r>
+              <w:rPr>
+                <w:rFonts w:ascii="Consolas" w:cs="Consolas" w:eastAsia="Consolas" w:hAnsi="Consolas"/>
+                <w:b w:val="false"/>
+                <w:bCs w:val="false"/>
+                <w:i w:val="false"/>
+                <w:iCs w:val="false"/>
+              </w:rPr>
+              <w:t xml:space="preserve">X-Sync-Api-Key</w:t>
+            </w:r>
+            <w:r>
+              <w:rPr>
+                <w:b w:val="false"/>
+                <w:bCs w:val="false"/>
+                <w:i w:val="false"/>
+                <w:iCs w:val="false"/>
+              </w:rPr>
+              <w:t xml:space="preserve"> (per-tenant)</w:t>
+            </w:r>
+          </w:p>
+        </w:tc>
+        <w:tc>
+          <w:tcPr>
+            <w:tcW w:type="dxa" w:w="1100"/>
+            <w:tcBorders>
+              <w:top w:val="single" w:color="B0B0B0" w:sz="1"/>
+              <w:left w:val="single" w:color="B0B0B0" w:sz="1"/>
+              <w:bottom w:val="single" w:color="B0B0B0" w:sz="1"/>
+              <w:right w:val="single" w:color="B0B0B0" w:sz="1"/>
+            </w:tcBorders>
+            <w:tcMar>
+              <w:top w:type="dxa" w:w="60"/>
+              <w:left w:type="dxa" w:w="110"/>
+              <w:bottom w:type="dxa" w:w="60"/>
+              <w:right w:type="dxa" w:w="110"/>
+            </w:tcMar>
+          </w:tcPr>
+          <w:p>
+            <w:pPr>
+              <w:spacing w:after="0"/>
+            </w:pPr>
+            <w:r>
+              <w:rPr>
+                <w:b w:val="false"/>
+                <w:bCs w:val="false"/>
+                <w:i w:val="false"/>
+                <w:iCs w:val="false"/>
+              </w:rPr>
+              <w:t xml:space="preserve">4</w:t>
+            </w:r>
+          </w:p>
+        </w:tc>
+        <w:tc>
+          <w:tcPr>
+            <w:tcW w:type="dxa" w:w="4760"/>
+            <w:tcBorders>
+              <w:top w:val="single" w:color="B0B0B0" w:sz="1"/>
+              <w:left w:val="single" w:color="B0B0B0" w:sz="1"/>
+              <w:bottom w:val="single" w:color="B0B0B0" w:sz="1"/>
+              <w:right w:val="single" w:color="B0B0B0" w:sz="1"/>
+            </w:tcBorders>
+            <w:tcMar>
+              <w:top w:type="dxa" w:w="60"/>
+              <w:left w:type="dxa" w:w="110"/>
+              <w:bottom w:type="dxa" w:w="60"/>
+              <w:right w:type="dxa" w:w="110"/>
+            </w:tcMar>
+          </w:tcPr>
+          <w:p>
+            <w:pPr>
+              <w:spacing w:after="0"/>
+            </w:pPr>
+            <w:r>
+              <w:rPr>
+                <w:b w:val="false"/>
+                <w:bCs w:val="false"/>
+                <w:i w:val="false"/>
+                <w:iCs w:val="false"/>
+              </w:rPr>
+              <w:t xml:space="preserve">Multi-tenant sync (caller auth)</w:t>
+            </w:r>
+          </w:p>
+        </w:tc>
+      </w:tr>
+      <w:tr>
+        <w:tc>
+          <w:tcPr>
+            <w:tcW w:type="dxa" w:w="3500"/>
+            <w:tcBorders>
+              <w:top w:val="single" w:color="B0B0B0" w:sz="1"/>
+              <w:left w:val="single" w:color="B0B0B0" w:sz="1"/>
+              <w:bottom w:val="single" w:color="B0B0B0" w:sz="1"/>
+              <w:right w:val="single" w:color="B0B0B0" w:sz="1"/>
+            </w:tcBorders>
+            <w:tcMar>
+              <w:top w:type="dxa" w:w="60"/>
+              <w:left w:type="dxa" w:w="110"/>
+              <w:bottom w:type="dxa" w:w="60"/>
+              <w:right w:type="dxa" w:w="110"/>
+            </w:tcMar>
+          </w:tcPr>
+          <w:p>
+            <w:pPr>
+              <w:spacing w:after="0"/>
+            </w:pPr>
+            <w:r>
+              <w:rPr>
+                <w:rFonts w:ascii="Consolas" w:cs="Consolas" w:eastAsia="Consolas" w:hAnsi="Consolas"/>
+                <w:b w:val="false"/>
+                <w:bCs w:val="false"/>
+                <w:i w:val="false"/>
+                <w:iCs w:val="false"/>
+              </w:rPr>
+              <w:t xml:space="preserve">SYNC_PUSH_BATCH_SIZE / SYNC_REQUEST_TIMEOUT_MS</w:t>
+            </w:r>
+          </w:p>
+        </w:tc>
+        <w:tc>
+          <w:tcPr>
+            <w:tcW w:type="dxa" w:w="1100"/>
+            <w:tcBorders>
+              <w:top w:val="single" w:color="B0B0B0" w:sz="1"/>
+              <w:left w:val="single" w:color="B0B0B0" w:sz="1"/>
+              <w:bottom w:val="single" w:color="B0B0B0" w:sz="1"/>
+              <w:right w:val="single" w:color="B0B0B0" w:sz="1"/>
+            </w:tcBorders>
+            <w:tcMar>
+              <w:top w:type="dxa" w:w="60"/>
+              <w:left w:type="dxa" w:w="110"/>
+              <w:bottom w:type="dxa" w:w="60"/>
+              <w:right w:type="dxa" w:w="110"/>
+            </w:tcMar>
+          </w:tcPr>
+          <w:p>
+            <w:pPr>
+              <w:spacing w:after="0"/>
+            </w:pPr>
+            <w:r>
+              <w:rPr>
+                <w:b w:val="false"/>
+                <w:bCs w:val="false"/>
+                <w:i w:val="false"/>
+                <w:iCs w:val="false"/>
+              </w:rPr>
+              <w:t xml:space="preserve">4</w:t>
+            </w:r>
+          </w:p>
+        </w:tc>
+        <w:tc>
+          <w:tcPr>
+            <w:tcW w:type="dxa" w:w="4760"/>
+            <w:tcBorders>
+              <w:top w:val="single" w:color="B0B0B0" w:sz="1"/>
+              <w:left w:val="single" w:color="B0B0B0" w:sz="1"/>
+              <w:bottom w:val="single" w:color="B0B0B0" w:sz="1"/>
+              <w:right w:val="single" w:color="B0B0B0" w:sz="1"/>
+            </w:tcBorders>
+            <w:tcMar>
+              <w:top w:type="dxa" w:w="60"/>
+              <w:left w:type="dxa" w:w="110"/>
+              <w:bottom w:type="dxa" w:w="60"/>
+              <w:right w:type="dxa" w:w="110"/>
+            </w:tcMar>
+          </w:tcPr>
+          <w:p>
+            <w:pPr>
+              <w:spacing w:after="0"/>
+            </w:pPr>
+            <w:r>
+              <w:rPr>
+                <w:b w:val="false"/>
+                <w:bCs w:val="false"/>
+                <w:i w:val="false"/>
+                <w:iCs w:val="false"/>
+              </w:rPr>
+              <w:t xml:space="preserve">Env FALLBACK only — seeded into sync_settings at provisioning (200 / 120000); read DB-then-env in loadSettings(); default-preserving</w:t>
             </w:r>
           </w:p>
         </w:tc>
@@ -7321,7 +8013,7 @@
           <w:i w:val="false"/>
           <w:iCs w:val="false"/>
         </w:rPr>
-        <w:t xml:space="preserve">: shore validates the ship-declared domain against its own provision-time registry and refuses to write on any mismatch or absence. The Phase 4 verification includes an explicit two-tenant proof that a spoofed/absent domain writes ZERO rows. This proof is a merge gate.</w:t>
+        <w:t xml:space="preserve">: shore validates the ship-declared domain (itself SAILERP-sourced, 4.x) against its own instance/vessel→domain map and refuses to write on any mismatch or absence. The Phase 4 verification includes an explicit two-tenant proof that a spoofed/absent domain writes ZERO rows. This proof is a merge gate.</w:t>
       </w:r>
     </w:p>
     <w:p>
@@ -8061,6 +8753,101 @@
                 <w:iCs w:val="false"/>
               </w:rPr>
               <w:t xml:space="preserve">Phase 2</w:t>
+            </w:r>
+          </w:p>
+        </w:tc>
+      </w:tr>
+      <w:tr>
+        <w:tc>
+          <w:tcPr>
+            <w:tcW w:type="dxa" w:w="1100"/>
+            <w:tcBorders>
+              <w:top w:val="single" w:color="B0B0B0" w:sz="1"/>
+              <w:left w:val="single" w:color="B0B0B0" w:sz="1"/>
+              <w:bottom w:val="single" w:color="B0B0B0" w:sz="1"/>
+              <w:right w:val="single" w:color="B0B0B0" w:sz="1"/>
+            </w:tcBorders>
+            <w:tcMar>
+              <w:top w:type="dxa" w:w="60"/>
+              <w:left w:type="dxa" w:w="110"/>
+              <w:bottom w:type="dxa" w:w="60"/>
+              <w:right w:type="dxa" w:w="110"/>
+            </w:tcMar>
+          </w:tcPr>
+          <w:p>
+            <w:pPr>
+              <w:spacing w:after="0"/>
+            </w:pPr>
+            <w:r>
+              <w:rPr>
+                <w:b w:val="false"/>
+                <w:bCs w:val="false"/>
+                <w:i w:val="false"/>
+                <w:iCs w:val="false"/>
+              </w:rPr>
+              <w:t xml:space="preserve">Provision</w:t>
+            </w:r>
+          </w:p>
+        </w:tc>
+        <w:tc>
+          <w:tcPr>
+            <w:tcW w:type="dxa" w:w="5060"/>
+            <w:tcBorders>
+              <w:top w:val="single" w:color="B0B0B0" w:sz="1"/>
+              <w:left w:val="single" w:color="B0B0B0" w:sz="1"/>
+              <w:bottom w:val="single" w:color="B0B0B0" w:sz="1"/>
+              <w:right w:val="single" w:color="B0B0B0" w:sz="1"/>
+            </w:tcBorders>
+            <w:tcMar>
+              <w:top w:type="dxa" w:w="60"/>
+              <w:left w:type="dxa" w:w="110"/>
+              <w:bottom w:type="dxa" w:w="60"/>
+              <w:right w:type="dxa" w:w="110"/>
+            </w:tcMar>
+          </w:tcPr>
+          <w:p>
+            <w:pPr>
+              <w:spacing w:after="0"/>
+            </w:pPr>
+            <w:r>
+              <w:rPr>
+                <w:b w:val="false"/>
+                <w:bCs w:val="false"/>
+                <w:i w:val="false"/>
+                <w:iCs w:val="false"/>
+              </w:rPr>
+              <w:t xml:space="preserve">Ship domain (SAILERP-self-sourced) + low-bandwidth sync tunables seeded on import</w:t>
+            </w:r>
+          </w:p>
+        </w:tc>
+        <w:tc>
+          <w:tcPr>
+            <w:tcW w:type="dxa" w:w="3200"/>
+            <w:tcBorders>
+              <w:top w:val="single" w:color="B0B0B0" w:sz="1"/>
+              <w:left w:val="single" w:color="B0B0B0" w:sz="1"/>
+              <w:bottom w:val="single" w:color="B0B0B0" w:sz="1"/>
+              <w:right w:val="single" w:color="B0B0B0" w:sz="1"/>
+            </w:tcBorders>
+            <w:tcMar>
+              <w:top w:type="dxa" w:w="60"/>
+              <w:left w:type="dxa" w:w="110"/>
+              <w:bottom w:type="dxa" w:w="60"/>
+              <w:right w:type="dxa" w:w="110"/>
+            </w:tcMar>
+          </w:tcPr>
+          <w:p>
+            <w:pPr>
+              <w:spacing w:after="0"/>
+            </w:pPr>
+            <w:r>
+              <w:rPr>
+                <w:b w:val="false"/>
+                <w:bCs w:val="false"/>
+                <w:i w:val="false"/>
+                <w:iCs w:val="false"/>
+              </w:rPr>
+              <w:t xml:space="preserve">Phase 4 (lean 4.x)</w:t>
             </w:r>
           </w:p>
         </w:tc>

--- a/docs/MULTITENANCY-CONSOLIDATED-IMPLEMENTATION-PLAN.docx
+++ b/docs/MULTITENANCY-CONSOLIDATED-IMPLEMENTATION-PLAN.docx
@@ -87,7 +87,7 @@
           <w:sz w:val="20"/>
           <w:szCs w:val="20"/>
         </w:rPr>
-        <w:t xml:space="preserve">Created 2026-06-24</w:t>
+        <w:t xml:space="preserve">Created 2026-06-24 · updated 2026-06-25 (database_name registry)</w:t>
       </w:r>
     </w:p>
     <w:p>
@@ -500,16 +500,16 @@
                 <w:i w:val="false"/>
                 <w:iCs w:val="false"/>
               </w:rPr>
-              <w:t xml:space="preserve">replit_dev @ 203f2f80d</w:t>
-            </w:r>
-            <w:r>
-              <w:rPr>
-                <w:b w:val="false"/>
-                <w:bCs w:val="false"/>
-                <w:i w:val="false"/>
-                <w:iCs w:val="false"/>
-              </w:rPr>
-              <w:t xml:space="preserve"> is the consolidated mainline (diverged 12/11).</w:t>
+              <w:t xml:space="preserve">replit_dev @ 9b64767cf</w:t>
+            </w:r>
+            <w:r>
+              <w:rPr>
+                <w:b w:val="false"/>
+                <w:bCs w:val="false"/>
+                <w:i w:val="false"/>
+                <w:iCs w:val="false"/>
+              </w:rPr>
+              <w:t xml:space="preserve"> is the consolidated mainline.</w:t>
             </w:r>
           </w:p>
         </w:tc>
@@ -665,7 +665,7 @@
                 <w:i w:val="false"/>
                 <w:iCs w:val="false"/>
               </w:rPr>
-              <w:t xml:space="preserve">Crewing (crewdevnov12) — db-per-tenant, ALS, JWT domain. SEPARATE repo; not mixed.</w:t>
+              <w:t xml:space="preserve">Crewing (crewdevnov12) — db-per-tenant, ALS, JWT domain, same-server env-built connections. SEPARATE repo; not mixed.</w:t>
             </w:r>
           </w:p>
         </w:tc>
@@ -1919,7 +1919,7 @@
           <w:i w:val="false"/>
           <w:iCs w:val="false"/>
         </w:rPr>
-        <w:t xml:space="preserve"> holds a tenants registry (tuid, domain, companyName, db_url, isActive). One row per company.</w:t>
+        <w:t xml:space="preserve"> holds a tenants registry (id, domain, tuid, database_name, isActive, createdAt). One row per company.</w:t>
       </w:r>
     </w:p>
     <w:p>
@@ -1938,6 +1938,52 @@
           <w:i w:val="false"/>
           <w:iCs w:val="false"/>
         </w:rPr>
+        <w:t xml:space="preserve">Same PostgreSQL server</w:t>
+      </w:r>
+      <w:r>
+        <w:rPr>
+          <w:b w:val="false"/>
+          <w:bCs w:val="false"/>
+          <w:i w:val="false"/>
+          <w:iCs w:val="false"/>
+        </w:rPr>
+        <w:t xml:space="preserve"> — the master DB and ALL tenant DBs live on one server. The connection manager resolves domain → database_name from the registry, then opens the pool from env-sourced SHARED credentials (host / user / password / port) + database_name. No per-tenant URL or credentials are stored. </w:t>
+      </w:r>
+      <w:r>
+        <w:rPr>
+          <w:b w:val="false"/>
+          <w:bCs w:val="false"/>
+          <w:i/>
+          <w:iCs/>
+        </w:rPr>
+        <w:t xml:space="preserve">Rationale:</w:t>
+      </w:r>
+      <w:r>
+        <w:rPr>
+          <w:b w:val="false"/>
+          <w:bCs w:val="false"/>
+          <w:i w:val="false"/>
+          <w:iCs w:val="false"/>
+        </w:rPr>
+        <w:t xml:space="preserve"> no host/username/password in a queryable master table (security) and one credential set in env (simplicity); same-server means database_name is all that is needed to route. An optional per-tenant infrastructure override (separate host/credentials column) can be added later if a tenant ever needs separate infra — out of scope now.</w:t>
+      </w:r>
+    </w:p>
+    <w:p>
+      <w:pPr>
+        <w:pStyle w:val="ListParagraph"/>
+        <w:numPr>
+          <w:ilvl w:val="0"/>
+          <w:numId w:val="2"/>
+        </w:numPr>
+        <w:spacing w:after="60"/>
+      </w:pPr>
+      <w:r>
+        <w:rPr>
+          <w:b/>
+          <w:bCs/>
+          <w:i w:val="false"/>
+          <w:iCs w:val="false"/>
+        </w:rPr>
         <w:t xml:space="preserve">TenantConnectionManager</w:t>
       </w:r>
       <w:r>
@@ -1947,7 +1993,7 @@
           <w:i w:val="false"/>
           <w:iCs w:val="false"/>
         </w:rPr>
-        <w:t xml:space="preserve"> (lifted from Crewing): per-tenant pool cache, ALS, lazy per-tenant migration, circuit-breaker, idle eviction.</w:t>
+        <w:t xml:space="preserve"> (lifted from Crewing, which swaps the database on the shared MASTER_DATABASE_URL): per-tenant pool cache, ALS, lazy per-tenant migration, circuit-breaker, idle eviction.</w:t>
       </w:r>
     </w:p>
     <w:p>
@@ -2406,6 +2452,80 @@
                 <w:i w:val="false"/>
                 <w:iCs w:val="false"/>
               </w:rPr>
+              <w:t xml:space="preserve">Registry stores database_name (not db_url)</w:t>
+            </w:r>
+          </w:p>
+        </w:tc>
+        <w:tc>
+          <w:tcPr>
+            <w:tcW w:type="dxa" w:w="4680"/>
+            <w:tcBorders>
+              <w:top w:val="single" w:color="B0B0B0" w:sz="1"/>
+              <w:left w:val="single" w:color="B0B0B0" w:sz="1"/>
+              <w:bottom w:val="single" w:color="B0B0B0" w:sz="1"/>
+              <w:right w:val="single" w:color="B0B0B0" w:sz="1"/>
+            </w:tcBorders>
+            <w:tcMar>
+              <w:top w:type="dxa" w:w="60"/>
+              <w:left w:type="dxa" w:w="110"/>
+              <w:bottom w:type="dxa" w:w="60"/>
+              <w:right w:type="dxa" w:w="110"/>
+            </w:tcMar>
+          </w:tcPr>
+          <w:p>
+            <w:pPr>
+              <w:spacing w:after="0"/>
+            </w:pPr>
+            <w:r>
+              <w:rPr>
+                <w:b/>
+                <w:bCs/>
+                <w:i w:val="false"/>
+                <w:iCs w:val="false"/>
+                <w:color w:val="1A7032"/>
+              </w:rPr>
+              <w:t xml:space="preserve">SETTLED</w:t>
+            </w:r>
+            <w:r>
+              <w:rPr>
+                <w:b w:val="false"/>
+                <w:bCs w:val="false"/>
+                <w:i w:val="false"/>
+                <w:iCs w:val="false"/>
+              </w:rPr>
+              <w:t xml:space="preserve"> — same-PostgreSQL server; the connection manager builds each pool from env-shared credentials + database_name. No host/user/password in the master table (security) + one env credential set (simplicity). Per-tenant infra override = optional future column, out of scope. Raised in review (Nilesh).</w:t>
+            </w:r>
+          </w:p>
+        </w:tc>
+      </w:tr>
+      <w:tr>
+        <w:tc>
+          <w:tcPr>
+            <w:tcW w:type="dxa" w:w="4680"/>
+            <w:tcBorders>
+              <w:top w:val="single" w:color="B0B0B0" w:sz="1"/>
+              <w:left w:val="single" w:color="B0B0B0" w:sz="1"/>
+              <w:bottom w:val="single" w:color="B0B0B0" w:sz="1"/>
+              <w:right w:val="single" w:color="B0B0B0" w:sz="1"/>
+            </w:tcBorders>
+            <w:tcMar>
+              <w:top w:type="dxa" w:w="60"/>
+              <w:left w:type="dxa" w:w="110"/>
+              <w:bottom w:type="dxa" w:w="60"/>
+              <w:right w:type="dxa" w:w="110"/>
+            </w:tcMar>
+          </w:tcPr>
+          <w:p>
+            <w:pPr>
+              <w:spacing w:after="0"/>
+            </w:pPr>
+            <w:r>
+              <w:rPr>
+                <w:b w:val="false"/>
+                <w:bCs w:val="false"/>
+                <w:i w:val="false"/>
+                <w:iCs w:val="false"/>
+              </w:rPr>
               <w:t xml:space="preserve">Tenant identity = which claim?</w:t>
             </w:r>
           </w:p>
@@ -3162,7 +3282,7 @@
                 <w:i w:val="false"/>
                 <w:iCs w:val="false"/>
               </w:rPr>
-              <w:t xml:space="preserve">Per-tenant infra: N DBs on one server vs N servers (ops).</w:t>
+              <w:t xml:space="preserve">Per-tenant infra: keep all tenant DBs on one server (current decision) vs ever needing separate infra (the optional override column).</w:t>
             </w:r>
           </w:p>
         </w:tc>
@@ -4100,7 +4220,7 @@
           <w:i w:val="false"/>
           <w:iCs w:val="false"/>
         </w:rPr>
-        <w:t xml:space="preserve">shared/master/schema.ts: tenants table (tuid, domain UNIQUE, companyName, db_url, isActive, isDeleted, audit cols). New MASTER_DATABASE_URL.</w:t>
+        <w:t xml:space="preserve">shared/master/schema.ts: tenants table (id, domain UNIQUE, tuid, database_name, isActive, createdAt). New MASTER_DATABASE_URL — provides the SHARED host/user/password/port for the master DB AND every tenant pool.</w:t>
       </w:r>
     </w:p>
     <w:p>
@@ -4138,7 +4258,7 @@
           <w:i w:val="false"/>
           <w:iCs w:val="false"/>
         </w:rPr>
-        <w:t xml:space="preserve">server/utils/tenantConnectionManager.ts (from Crewing): pool cache, resolveTenant(domain)→tuid+db_url, getTenantDb (lazy per-tenant migration via Phase-0 pool-arg runners), runInTenantContext, circuit-breaker, idle eviction, per-tenant pool cap + LRU.</w:t>
+        <w:t xml:space="preserve">server/utils/tenantConnectionManager.ts (from Crewing): pool cache, resolveTenant(domain)→tuid+database_name, getTenantDb opens the pool from env-shared credentials (host/user/password/port parsed from MASTER_DATABASE_URL) + database_name — master + all tenant DBs on ONE PostgreSQL server (mirrors Crewing, which swaps the DB name on the master URL). Lazy per-tenant migration via Phase-0 pool-arg runners, runInTenantContext, circuit-breaker, idle eviction, per-tenant pool cap + LRU.</w:t>
       </w:r>
     </w:p>
     <w:p>
@@ -5500,7 +5620,7 @@
                 <w:i w:val="false"/>
                 <w:iCs w:val="false"/>
               </w:rPr>
-              <w:t xml:space="preserve">G3 (new dedicated phase) + per-tenant migrations + provisioning seed (4.x)</w:t>
+              <w:t xml:space="preserve">G3 (new dedicated phase) + per-tenant migrations</w:t>
             </w:r>
           </w:p>
         </w:tc>
@@ -5568,7 +5688,7 @@
           <w:i w:val="false"/>
           <w:iCs w:val="false"/>
         </w:rPr>
-        <w:t xml:space="preserve">shore keeps an instanceId/vesselId → domain mapping (master tenants holds domain→tuid→db_url) to validate the incoming X-Sync-Domain. The ship self-sources its own domain (4.x); shore does not hand-record it per vessel. On arrival, shore resolves X-Sync-Domain → tenant DB.</w:t>
+        <w:t xml:space="preserve">shore keeps an instanceId/vesselId → domain mapping (master tenants holds domain→tuid→database_name) to validate the incoming X-Sync-Domain. The ship self-sources its own domain (4.x); shore does not hand-record it per vessel. On arrival, shore resolves X-Sync-Domain → tenant DB.</w:t>
       </w:r>
     </w:p>
     <w:p>
@@ -6911,7 +7031,7 @@
           <w:i w:val="false"/>
           <w:iCs w:val="false"/>
         </w:rPr>
-        <w:t xml:space="preserve">promote-to-tenant.ts: write one tenants row pointing db_url = current DATABASE_URL. Flip MASTER_DATABASE_URL env-by-env: dev → staging (≥48h soak) → prod (≥7d soak).</w:t>
+        <w:t xml:space="preserve">promote-to-tenant.ts: write one tenants row with database_name = the existing DB name (same PostgreSQL server; host/credentials from env — no URL stored). Flip MASTER_DATABASE_URL env-by-env: dev → staging (≥48h soak) → prod (≥7d soak).</w:t>
       </w:r>
     </w:p>
     <w:p>
@@ -7280,7 +7400,7 @@
                 <w:i w:val="false"/>
                 <w:iCs w:val="false"/>
               </w:rPr>
-              <w:t xml:space="preserve">Always</w:t>
+              <w:t xml:space="preserve">Always (single-tenant connection)</w:t>
             </w:r>
           </w:p>
         </w:tc>
@@ -7376,7 +7496,7 @@
                 <w:i w:val="false"/>
                 <w:iCs w:val="false"/>
               </w:rPr>
-              <w:t xml:space="preserve">Multi-tenant mode (the single mode switch)</w:t>
+              <w:t xml:space="preserve">Multi-tenant mode (the single mode switch) — ALSO supplies the shared host/user/password/port; tenant pools reuse it and swap only the database to the registry’s database_name</w:t>
             </w:r>
           </w:p>
         </w:tc>
@@ -9106,7 +9226,7 @@
           <w:i w:val="false"/>
           <w:iCs w:val="false"/>
         </w:rPr>
-        <w:t xml:space="preserve">Reference pattern (separate repo): Crewing authMiddleware / tenantMiddleware / tenantConnectionManager / shared/v2/tenant/schema.ts.</w:t>
+        <w:t xml:space="preserve">Reference pattern (separate repo): Crewing authMiddleware / tenantMiddleware / tenantConnectionManager / shared/v2/tenant/schema.ts (tenants has NO db_url — connection built from env + DB name).</w:t>
       </w:r>
     </w:p>
     <w:p>

--- a/docs/MULTITENANCY-CONSOLIDATED-IMPLEMENTATION-PLAN.docx
+++ b/docs/MULTITENANCY-CONSOLIDATED-IMPLEMENTATION-PLAN.docx
@@ -87,7 +87,7 @@
           <w:sz w:val="20"/>
           <w:szCs w:val="20"/>
         </w:rPr>
-        <w:t xml:space="preserve">Created 2026-06-24 · updated 2026-06-25 (database_name registry)</w:t>
+        <w:t xml:space="preserve">Created 2026-06-24 · updated 2026-06-25 (database_name registry + crewing-validation &amp; tenancy decisions)</w:t>
       </w:r>
     </w:p>
     <w:p>
@@ -238,7 +238,7 @@
           <w:i w:val="false"/>
           <w:iCs w:val="false"/>
         </w:rPr>
-        <w:t xml:space="preserve"> two facts confirmed 2026-06-24 (SAILERP installs locally on the ship; </w:t>
+        <w:t xml:space="preserve"> facts confirmed 2026-06-24/25 (SAILERP installs locally on the ship; </w:t>
       </w:r>
       <w:r>
         <w:rPr>
@@ -257,7 +257,7 @@
           <w:i w:val="false"/>
           <w:iCs w:val="false"/>
         </w:rPr>
-        <w:t xml:space="preserve"> is a signed JWT claim).</w:t>
+        <w:t xml:space="preserve"> is a signed JWT claim; same-PostgreSQL database_name registry; Crewing shore-half validation).</w:t>
       </w:r>
     </w:p>
     <w:tbl>
@@ -811,6 +811,48 @@
     </w:tbl>
     <w:p>
       <w:pPr>
+        <w:spacing w:after="120"/>
+      </w:pPr>
+      <w:r>
+        <w:rPr>
+          <w:b/>
+          <w:bCs/>
+          <w:i w:val="false"/>
+          <w:iCs w:val="false"/>
+        </w:rPr>
+        <w:t xml:space="preserve">Sources / credits: </w:t>
+      </w:r>
+      <w:r>
+        <w:rPr>
+          <w:b w:val="false"/>
+          <w:bCs w:val="false"/>
+          <w:i w:val="false"/>
+          <w:iCs w:val="false"/>
+        </w:rPr>
+        <w:t xml:space="preserve">the </w:t>
+      </w:r>
+      <w:r>
+        <w:rPr>
+          <w:rFonts w:ascii="Consolas" w:cs="Consolas" w:eastAsia="Consolas" w:hAnsi="Consolas"/>
+          <w:b w:val="false"/>
+          <w:bCs w:val="false"/>
+          <w:i w:val="false"/>
+          <w:iCs w:val="false"/>
+        </w:rPr>
+        <w:t xml:space="preserve">database_name</w:t>
+      </w:r>
+      <w:r>
+        <w:rPr>
+          <w:b w:val="false"/>
+          <w:bCs w:val="false"/>
+          <w:i w:val="false"/>
+          <w:iCs w:val="false"/>
+        </w:rPr>
+        <w:t xml:space="preserve"> (not db_url) same-PostgreSQL model was raised by Nilesh in review; the shore-half validation + the tenant/init verification come from Datta’s Crewing implementation docs and code (see §5.3).</w:t>
+      </w:r>
+    </w:p>
+    <w:p>
+      <w:pPr>
         <w:pStyle w:val="Heading1"/>
       </w:pPr>
       <w:r>
@@ -1002,7 +1044,7 @@
           <w:i w:val="false"/>
           <w:iCs w:val="false"/>
         </w:rPr>
-        <w:t xml:space="preserve">: shore must write each ship’s data into the correct domain DB. Today the wire carries vessel but no domain. Mitigation is a fail-closed hybrid; cross-tenant write is the regression to prove against.</w:t>
+        <w:t xml:space="preserve">: shore must write each ship’s data into the correct domain DB. Today the wire carries vessel but no domain. Mitigation is a fail-closed hybrid; cross-tenant write is the regression to prove against. No Crewing equivalent — our own original design (§5.3).</w:t>
       </w:r>
     </w:p>
     <w:p>
@@ -2068,7 +2110,7 @@
           <w:i w:val="false"/>
           <w:iCs w:val="false"/>
         </w:rPr>
-        <w:t xml:space="preserve">: one fixed domain per install; local SAILERP verifies offline; sync declares the fixed domain on the wire, shore validates fail-closed.</w:t>
+        <w:t xml:space="preserve">: one fixed domain per install; local SAILERP verifies offline; routes on the JWT domain path alone (no tenant/init, no x-tenant-id header needed — §5.1); sync declares the fixed domain on the wire, shore validates fail-closed.</w:t>
       </w:r>
     </w:p>
     <w:p>
@@ -2526,6 +2568,302 @@
                 <w:i w:val="false"/>
                 <w:iCs w:val="false"/>
               </w:rPr>
+              <w:t xml:space="preserve">Ship = one shared tenant identity</w:t>
+            </w:r>
+          </w:p>
+        </w:tc>
+        <w:tc>
+          <w:tcPr>
+            <w:tcW w:type="dxa" w:w="4680"/>
+            <w:tcBorders>
+              <w:top w:val="single" w:color="B0B0B0" w:sz="1"/>
+              <w:left w:val="single" w:color="B0B0B0" w:sz="1"/>
+              <w:bottom w:val="single" w:color="B0B0B0" w:sz="1"/>
+              <w:right w:val="single" w:color="B0B0B0" w:sz="1"/>
+            </w:tcBorders>
+            <w:tcMar>
+              <w:top w:type="dxa" w:w="60"/>
+              <w:left w:type="dxa" w:w="110"/>
+              <w:bottom w:type="dxa" w:w="60"/>
+              <w:right w:type="dxa" w:w="110"/>
+            </w:tcMar>
+          </w:tcPr>
+          <w:p>
+            <w:pPr>
+              <w:spacing w:after="0"/>
+            </w:pPr>
+            <w:r>
+              <w:rPr>
+                <w:b/>
+                <w:bCs/>
+                <w:i w:val="false"/>
+                <w:iCs w:val="false"/>
+                <w:color w:val="1A7032"/>
+              </w:rPr>
+              <w:t xml:space="preserve">SETTLED</w:t>
+            </w:r>
+            <w:r>
+              <w:rPr>
+                <w:b w:val="false"/>
+                <w:bCs w:val="false"/>
+                <w:i w:val="false"/>
+                <w:iCs w:val="false"/>
+              </w:rPr>
+              <w:t xml:space="preserve"> — on a ship, Crewing + Technical share ONE tenant identity (one domain, one local SAILERP login). The package resolves tenant context once; both modules inherit it. Technical does NOT resolve tenancy independently of the package.</w:t>
+            </w:r>
+          </w:p>
+        </w:tc>
+      </w:tr>
+      <w:tr>
+        <w:tc>
+          <w:tcPr>
+            <w:tcW w:type="dxa" w:w="4680"/>
+            <w:tcBorders>
+              <w:top w:val="single" w:color="B0B0B0" w:sz="1"/>
+              <w:left w:val="single" w:color="B0B0B0" w:sz="1"/>
+              <w:bottom w:val="single" w:color="B0B0B0" w:sz="1"/>
+              <w:right w:val="single" w:color="B0B0B0" w:sz="1"/>
+            </w:tcBorders>
+            <w:tcMar>
+              <w:top w:type="dxa" w:w="60"/>
+              <w:left w:type="dxa" w:w="110"/>
+              <w:bottom w:type="dxa" w:w="60"/>
+              <w:right w:type="dxa" w:w="110"/>
+            </w:tcMar>
+          </w:tcPr>
+          <w:p>
+            <w:pPr>
+              <w:spacing w:after="0"/>
+            </w:pPr>
+            <w:r>
+              <w:rPr>
+                <w:b w:val="false"/>
+                <w:bCs w:val="false"/>
+                <w:i w:val="false"/>
+                <w:iCs w:val="false"/>
+              </w:rPr>
+              <w:t xml:space="preserve">Separate sync engines (Crewing vs Technical)</w:t>
+            </w:r>
+          </w:p>
+        </w:tc>
+        <w:tc>
+          <w:tcPr>
+            <w:tcW w:type="dxa" w:w="4680"/>
+            <w:tcBorders>
+              <w:top w:val="single" w:color="B0B0B0" w:sz="1"/>
+              <w:left w:val="single" w:color="B0B0B0" w:sz="1"/>
+              <w:bottom w:val="single" w:color="B0B0B0" w:sz="1"/>
+              <w:right w:val="single" w:color="B0B0B0" w:sz="1"/>
+            </w:tcBorders>
+            <w:tcMar>
+              <w:top w:type="dxa" w:w="60"/>
+              <w:left w:type="dxa" w:w="110"/>
+              <w:bottom w:type="dxa" w:w="60"/>
+              <w:right w:type="dxa" w:w="110"/>
+            </w:tcMar>
+          </w:tcPr>
+          <w:p>
+            <w:pPr>
+              <w:spacing w:after="0"/>
+            </w:pPr>
+            <w:r>
+              <w:rPr>
+                <w:b/>
+                <w:bCs/>
+                <w:i w:val="false"/>
+                <w:iCs w:val="false"/>
+                <w:color w:val="1A7032"/>
+              </w:rPr>
+              <w:t xml:space="preserve">SETTLED</w:t>
+            </w:r>
+            <w:r>
+              <w:rPr>
+                <w:b w:val="false"/>
+                <w:bCs w:val="false"/>
+                <w:i w:val="false"/>
+                <w:iCs w:val="false"/>
+              </w:rPr>
+              <w:t xml:space="preserve"> — Crewing’s sync (built later) is a SEPARATE engine/channel. Technical’s Phase-4 sync-tenancy is Technical-scoped only — X-Sync-Domain carries Technical data, not Crewing’s. Crewing sync is greenfield; may later follow Technical’s pattern, but separately.</w:t>
+            </w:r>
+          </w:p>
+        </w:tc>
+      </w:tr>
+      <w:tr>
+        <w:tc>
+          <w:tcPr>
+            <w:tcW w:type="dxa" w:w="4680"/>
+            <w:tcBorders>
+              <w:top w:val="single" w:color="B0B0B0" w:sz="1"/>
+              <w:left w:val="single" w:color="B0B0B0" w:sz="1"/>
+              <w:bottom w:val="single" w:color="B0B0B0" w:sz="1"/>
+              <w:right w:val="single" w:color="B0B0B0" w:sz="1"/>
+            </w:tcBorders>
+            <w:tcMar>
+              <w:top w:type="dxa" w:w="60"/>
+              <w:left w:type="dxa" w:w="110"/>
+              <w:bottom w:type="dxa" w:w="60"/>
+              <w:right w:type="dxa" w:w="110"/>
+            </w:tcMar>
+          </w:tcPr>
+          <w:p>
+            <w:pPr>
+              <w:spacing w:after="0"/>
+            </w:pPr>
+            <w:r>
+              <w:rPr>
+                <w:b w:val="false"/>
+                <w:bCs w:val="false"/>
+                <w:i w:val="false"/>
+                <w:iCs w:val="false"/>
+              </w:rPr>
+              <w:t xml:space="preserve">Separate master tenant registries</w:t>
+            </w:r>
+          </w:p>
+        </w:tc>
+        <w:tc>
+          <w:tcPr>
+            <w:tcW w:type="dxa" w:w="4680"/>
+            <w:tcBorders>
+              <w:top w:val="single" w:color="B0B0B0" w:sz="1"/>
+              <w:left w:val="single" w:color="B0B0B0" w:sz="1"/>
+              <w:bottom w:val="single" w:color="B0B0B0" w:sz="1"/>
+              <w:right w:val="single" w:color="B0B0B0" w:sz="1"/>
+            </w:tcBorders>
+            <w:tcMar>
+              <w:top w:type="dxa" w:w="60"/>
+              <w:left w:type="dxa" w:w="110"/>
+              <w:bottom w:type="dxa" w:w="60"/>
+              <w:right w:type="dxa" w:w="110"/>
+            </w:tcMar>
+          </w:tcPr>
+          <w:p>
+            <w:pPr>
+              <w:spacing w:after="0"/>
+            </w:pPr>
+            <w:r>
+              <w:rPr>
+                <w:b/>
+                <w:bCs/>
+                <w:i w:val="false"/>
+                <w:iCs w:val="false"/>
+                <w:color w:val="1A7032"/>
+              </w:rPr>
+              <w:t xml:space="preserve">SETTLED</w:t>
+            </w:r>
+            <w:r>
+              <w:rPr>
+                <w:b w:val="false"/>
+                <w:bCs w:val="false"/>
+                <w:i w:val="false"/>
+                <w:iCs w:val="false"/>
+              </w:rPr>
+              <w:t xml:space="preserve"> — Crewing and Technical use SEPARATE master tenants registries (not one shared). Implication: onboarding a tenant means registering the domain in BOTH registries — a known, accepted two-place operation; loose coupling chosen for module independence.</w:t>
+            </w:r>
+          </w:p>
+        </w:tc>
+      </w:tr>
+      <w:tr>
+        <w:tc>
+          <w:tcPr>
+            <w:tcW w:type="dxa" w:w="4680"/>
+            <w:tcBorders>
+              <w:top w:val="single" w:color="B0B0B0" w:sz="1"/>
+              <w:left w:val="single" w:color="B0B0B0" w:sz="1"/>
+              <w:bottom w:val="single" w:color="B0B0B0" w:sz="1"/>
+              <w:right w:val="single" w:color="B0B0B0" w:sz="1"/>
+            </w:tcBorders>
+            <w:tcMar>
+              <w:top w:type="dxa" w:w="60"/>
+              <w:left w:type="dxa" w:w="110"/>
+              <w:bottom w:type="dxa" w:w="60"/>
+              <w:right w:type="dxa" w:w="110"/>
+            </w:tcMar>
+          </w:tcPr>
+          <w:p>
+            <w:pPr>
+              <w:spacing w:after="0"/>
+            </w:pPr>
+            <w:r>
+              <w:rPr>
+                <w:b w:val="false"/>
+                <w:bCs w:val="false"/>
+                <w:i w:val="false"/>
+                <w:iCs w:val="false"/>
+              </w:rPr>
+              <w:t xml:space="preserve">No tenant/init needed on the ship</w:t>
+            </w:r>
+          </w:p>
+        </w:tc>
+        <w:tc>
+          <w:tcPr>
+            <w:tcW w:type="dxa" w:w="4680"/>
+            <w:tcBorders>
+              <w:top w:val="single" w:color="B0B0B0" w:sz="1"/>
+              <w:left w:val="single" w:color="B0B0B0" w:sz="1"/>
+              <w:bottom w:val="single" w:color="B0B0B0" w:sz="1"/>
+              <w:right w:val="single" w:color="B0B0B0" w:sz="1"/>
+            </w:tcBorders>
+            <w:tcMar>
+              <w:top w:type="dxa" w:w="60"/>
+              <w:left w:type="dxa" w:w="110"/>
+              <w:bottom w:type="dxa" w:w="60"/>
+              <w:right w:type="dxa" w:w="110"/>
+            </w:tcMar>
+          </w:tcPr>
+          <w:p>
+            <w:pPr>
+              <w:spacing w:after="0"/>
+            </w:pPr>
+            <w:r>
+              <w:rPr>
+                <w:b/>
+                <w:bCs/>
+                <w:i w:val="false"/>
+                <w:iCs w:val="false"/>
+                <w:color w:val="1A7032"/>
+              </w:rPr>
+              <w:t xml:space="preserve">VERIFIED</w:t>
+            </w:r>
+            <w:r>
+              <w:rPr>
+                <w:b w:val="false"/>
+                <w:bCs w:val="false"/>
+                <w:i w:val="false"/>
+                <w:iCs w:val="false"/>
+              </w:rPr>
+              <w:t xml:space="preserve"> (vs Crewing code) — tenant/init only does resolveTenant(domain)→{tuid, companyName} for frontend caching; it does NOT bind/open the tenant DB. Per-request DB selection is in tenantMiddleware, which resolves the tenant from the verified JWT domain claim when no x-tenant-id header is present. The ship’s local SAILERP issues the JWT with the domain claim on every request ⇒ correct tenant-DB routing on the JWT path alone — no tenant/init, no cached x-tenant-id. The x-tenant-id header is an optional shortcut; verifyTenantBinding/tenant_mismatch fires only on the header-present path (cross-checking header vs JWT), and the header-absent path exits before it.</w:t>
+            </w:r>
+          </w:p>
+        </w:tc>
+      </w:tr>
+      <w:tr>
+        <w:tc>
+          <w:tcPr>
+            <w:tcW w:type="dxa" w:w="4680"/>
+            <w:tcBorders>
+              <w:top w:val="single" w:color="B0B0B0" w:sz="1"/>
+              <w:left w:val="single" w:color="B0B0B0" w:sz="1"/>
+              <w:bottom w:val="single" w:color="B0B0B0" w:sz="1"/>
+              <w:right w:val="single" w:color="B0B0B0" w:sz="1"/>
+            </w:tcBorders>
+            <w:tcMar>
+              <w:top w:type="dxa" w:w="60"/>
+              <w:left w:type="dxa" w:w="110"/>
+              <w:bottom w:type="dxa" w:w="60"/>
+              <w:right w:type="dxa" w:w="110"/>
+            </w:tcMar>
+          </w:tcPr>
+          <w:p>
+            <w:pPr>
+              <w:spacing w:after="0"/>
+            </w:pPr>
+            <w:r>
+              <w:rPr>
+                <w:b w:val="false"/>
+                <w:bCs w:val="false"/>
+                <w:i w:val="false"/>
+                <w:iCs w:val="false"/>
+              </w:rPr>
               <w:t xml:space="preserve">Tenant identity = which claim?</w:t>
             </w:r>
           </w:p>
@@ -3320,6 +3658,239 @@
       </w:tr>
     </w:tbl>
     <w:p>
+      <w:pPr>
+        <w:pStyle w:val="Heading2"/>
+      </w:pPr>
+      <w:r>
+        <w:t xml:space="preserve">5.3 Crewing validation status (proven vs our own design)</w:t>
+      </w:r>
+    </w:p>
+    <w:p>
+      <w:pPr>
+        <w:spacing w:after="120"/>
+      </w:pPr>
+      <w:r>
+        <w:rPr>
+          <w:b w:val="false"/>
+          <w:bCs w:val="false"/>
+          <w:i w:val="false"/>
+          <w:iCs w:val="false"/>
+        </w:rPr>
+        <w:t xml:space="preserve">Datta’s Crewing implementation (cloud/shore only) validates the </w:t>
+      </w:r>
+      <w:r>
+        <w:rPr>
+          <w:b/>
+          <w:bCs/>
+          <w:i w:val="false"/>
+          <w:iCs w:val="false"/>
+        </w:rPr>
+        <w:t xml:space="preserve">shore half</w:t>
+      </w:r>
+      <w:r>
+        <w:rPr>
+          <w:b w:val="false"/>
+          <w:bCs w:val="false"/>
+          <w:i w:val="false"/>
+          <w:iCs w:val="false"/>
+        </w:rPr>
+        <w:t xml:space="preserve"> of this plan against a real, working system. The following are </w:t>
+      </w:r>
+      <w:r>
+        <w:rPr>
+          <w:b/>
+          <w:bCs/>
+          <w:i w:val="false"/>
+          <w:iCs w:val="false"/>
+        </w:rPr>
+        <w:t xml:space="preserve">crewing-validated</w:t>
+      </w:r>
+      <w:r>
+        <w:rPr>
+          <w:b w:val="false"/>
+          <w:bCs w:val="false"/>
+          <w:i w:val="false"/>
+          <w:iCs w:val="false"/>
+        </w:rPr>
+        <w:t xml:space="preserve"> (proven in production-grade code, not just our design):</w:t>
+      </w:r>
+    </w:p>
+    <w:p>
+      <w:pPr>
+        <w:pStyle w:val="ListParagraph"/>
+        <w:numPr>
+          <w:ilvl w:val="0"/>
+          <w:numId w:val="2"/>
+        </w:numPr>
+        <w:spacing w:after="60"/>
+      </w:pPr>
+      <w:r>
+        <w:rPr>
+          <w:b w:val="false"/>
+          <w:bCs w:val="false"/>
+          <w:i w:val="false"/>
+          <w:iCs w:val="false"/>
+        </w:rPr>
+        <w:t xml:space="preserve">JWT payload { id, domain, userType }; tenant = the verified </w:t>
+      </w:r>
+      <w:r>
+        <w:rPr>
+          <w:rFonts w:ascii="Consolas" w:cs="Consolas" w:eastAsia="Consolas" w:hAnsi="Consolas"/>
+          <w:b w:val="false"/>
+          <w:bCs w:val="false"/>
+          <w:i w:val="false"/>
+          <w:iCs w:val="false"/>
+        </w:rPr>
+        <w:t xml:space="preserve">domain</w:t>
+      </w:r>
+      <w:r>
+        <w:rPr>
+          <w:b w:val="false"/>
+          <w:bCs w:val="false"/>
+          <w:i w:val="false"/>
+          <w:iCs w:val="false"/>
+        </w:rPr>
+        <w:t xml:space="preserve"> claim.</w:t>
+      </w:r>
+    </w:p>
+    <w:p>
+      <w:pPr>
+        <w:pStyle w:val="ListParagraph"/>
+        <w:numPr>
+          <w:ilvl w:val="0"/>
+          <w:numId w:val="2"/>
+        </w:numPr>
+        <w:spacing w:after="60"/>
+      </w:pPr>
+      <w:r>
+        <w:rPr>
+          <w:b w:val="false"/>
+          <w:bCs w:val="false"/>
+          <w:i w:val="false"/>
+          <w:iCs w:val="false"/>
+        </w:rPr>
+        <w:t xml:space="preserve">runInTenantContext + AsyncLocalStorage per-request tenant context.</w:t>
+      </w:r>
+    </w:p>
+    <w:p>
+      <w:pPr>
+        <w:pStyle w:val="ListParagraph"/>
+        <w:numPr>
+          <w:ilvl w:val="0"/>
+          <w:numId w:val="2"/>
+        </w:numPr>
+        <w:spacing w:after="60"/>
+      </w:pPr>
+      <w:r>
+        <w:rPr>
+          <w:b w:val="false"/>
+          <w:bCs w:val="false"/>
+          <w:i w:val="false"/>
+          <w:iCs w:val="false"/>
+        </w:rPr>
+        <w:t xml:space="preserve">TenantConnectionManager with per-tenant pool cache + lazy per-tenant migration.</w:t>
+      </w:r>
+    </w:p>
+    <w:p>
+      <w:pPr>
+        <w:pStyle w:val="ListParagraph"/>
+        <w:numPr>
+          <w:ilvl w:val="0"/>
+          <w:numId w:val="2"/>
+        </w:numPr>
+        <w:spacing w:after="60"/>
+      </w:pPr>
+      <w:r>
+        <w:rPr>
+          <w:b w:val="false"/>
+          <w:bCs w:val="false"/>
+          <w:i w:val="false"/>
+          <w:iCs w:val="false"/>
+        </w:rPr>
+        <w:t xml:space="preserve">database_name-from-env connection build (NO db_url stored).</w:t>
+      </w:r>
+    </w:p>
+    <w:p>
+      <w:pPr>
+        <w:pStyle w:val="ListParagraph"/>
+        <w:numPr>
+          <w:ilvl w:val="0"/>
+          <w:numId w:val="2"/>
+        </w:numPr>
+        <w:spacing w:after="60"/>
+      </w:pPr>
+      <w:r>
+        <w:rPr>
+          <w:b w:val="false"/>
+          <w:bCs w:val="false"/>
+          <w:i w:val="false"/>
+          <w:iCs w:val="false"/>
+        </w:rPr>
+        <w:t xml:space="preserve">Permanent single-tenant fallback when MASTER_DATABASE_URL is unset.</w:t>
+      </w:r>
+    </w:p>
+    <w:p>
+      <w:pPr>
+        <w:pStyle w:val="ListParagraph"/>
+        <w:numPr>
+          <w:ilvl w:val="0"/>
+          <w:numId w:val="2"/>
+        </w:numPr>
+        <w:spacing w:after="60"/>
+      </w:pPr>
+      <w:r>
+        <w:rPr>
+          <w:b w:val="false"/>
+          <w:bCs w:val="false"/>
+          <w:i w:val="false"/>
+          <w:iCs w:val="false"/>
+        </w:rPr>
+        <w:t xml:space="preserve">tenant/init = resolve-only convenience; per-request routing via tenantMiddleware on the JWT-domain path.</w:t>
+      </w:r>
+    </w:p>
+    <w:p>
+      <w:pPr>
+        <w:spacing w:after="120"/>
+      </w:pPr>
+      <w:r>
+        <w:rPr>
+          <w:b/>
+          <w:bCs/>
+          <w:i w:val="false"/>
+          <w:iCs w:val="false"/>
+          <w:color w:val="A0410D"/>
+        </w:rPr>
+        <w:t xml:space="preserve">NOT validated by Crewing — our own original design: </w:t>
+      </w:r>
+      <w:r>
+        <w:rPr>
+          <w:b w:val="false"/>
+          <w:bCs w:val="false"/>
+          <w:i w:val="false"/>
+          <w:iCs w:val="false"/>
+        </w:rPr>
+        <w:t xml:space="preserve">the ship→shore SYNC layer (Phase 4) has </w:t>
+      </w:r>
+      <w:r>
+        <w:rPr>
+          <w:b/>
+          <w:bCs/>
+          <w:i w:val="false"/>
+          <w:iCs w:val="false"/>
+        </w:rPr>
+        <w:t xml:space="preserve">NO Crewing equivalent</w:t>
+      </w:r>
+      <w:r>
+        <w:rPr>
+          <w:b w:val="false"/>
+          <w:bCs w:val="false"/>
+          <w:i w:val="false"/>
+          <w:iCs w:val="false"/>
+        </w:rPr>
+        <w:t xml:space="preserve"> — Crewing is cloud/shore-only and has no sync engine. Phase 4 (X-Sync-Domain + fail-closed shore validation + provisioning seed) therefore remains entirely our own design and the highest-risk, unvalidated part of the plan. This is consistent with the existing cross-tenant-write merge gate (§7.2): that two-tenant proof is the substitute for the validation Crewing cannot provide here.</w:t>
+      </w:r>
+    </w:p>
+    <w:p>
       <w:r>
         <w:br w:type="page"/>
       </w:r>
@@ -4767,12 +5338,21 @@
       </w:pPr>
       <w:r>
         <w:rPr>
-          <w:b w:val="false"/>
-          <w:bCs w:val="false"/>
-          <w:i w:val="false"/>
-          <w:iCs w:val="false"/>
-        </w:rPr>
-        <w:t xml:space="preserve">New server/middleware/tenantMiddleware.ts: resolve tenant from verified domain claim → resolveTenant → pre-resolve + CACHE the tenant pool → runInTenantContext(next). Accept x-tenant-id and cross-check against the JWT domain (403 on mismatch).</w:t>
+          <w:b/>
+          <w:bCs/>
+          <w:i w:val="false"/>
+          <w:iCs w:val="false"/>
+        </w:rPr>
+        <w:t xml:space="preserve">Middleware order (matches Crewing index.ts): </w:t>
+      </w:r>
+      <w:r>
+        <w:rPr>
+          <w:b w:val="false"/>
+          <w:bCs w:val="false"/>
+          <w:i w:val="false"/>
+          <w:iCs w:val="false"/>
+        </w:rPr>
+        <w:t xml:space="preserve">tenantMiddleware runs FIRST (resolves tenant + opens runInTenantContext), then authMiddleware. New server/middleware/tenantMiddleware.ts: resolve tenant from verified domain claim → resolveTenant → pre-resolve + CACHE the tenant pool → runInTenantContext(next).</w:t>
       </w:r>
     </w:p>
     <w:p>
@@ -4786,12 +5366,21 @@
       </w:pPr>
       <w:r>
         <w:rPr>
-          <w:b w:val="false"/>
-          <w:bCs w:val="false"/>
-          <w:i w:val="false"/>
-          <w:iCs w:val="false"/>
-        </w:rPr>
-        <w:t xml:space="preserve">server/middleware/exemptPaths.ts (health, tenant/init). New env: JWT_SECRET, AUTH_BYPASS (dev only).</w:t>
+          <w:b/>
+          <w:bCs/>
+          <w:i w:val="false"/>
+          <w:iCs w:val="false"/>
+        </w:rPr>
+        <w:t xml:space="preserve">Token-reuse optimization: </w:t>
+      </w:r>
+      <w:r>
+        <w:rPr>
+          <w:b w:val="false"/>
+          <w:bCs w:val="false"/>
+          <w:i w:val="false"/>
+          <w:iCs w:val="false"/>
+        </w:rPr>
+        <w:t xml:space="preserve">if tenantMiddleware already verified the JWT (the domain-fallback path), authMiddleware reuses req.tokenData and SKIPS a duplicate jwt.verify.</w:t>
       </w:r>
     </w:p>
     <w:p>
@@ -4805,42 +5394,21 @@
       </w:pPr>
       <w:r>
         <w:rPr>
-          <w:b w:val="false"/>
-          <w:bCs w:val="false"/>
-          <w:i w:val="false"/>
-          <w:iCs w:val="false"/>
-        </w:rPr>
-        <w:t xml:space="preserve">Boot branches on MASTER_DATABASE_URL: when set, mount tenant+auth chain; when unset, keep today’s mockAuthMiddleware. Mutually exclusive.</w:t>
-      </w:r>
-    </w:p>
-    <w:p>
-      <w:pPr>
-        <w:pStyle w:val="Heading3"/>
-      </w:pPr>
-      <w:r>
-        <w:t xml:space="preserve">Flag behaviour (off = identical to today)</w:t>
-      </w:r>
-    </w:p>
-    <w:p>
-      <w:pPr>
-        <w:spacing w:after="120"/>
-      </w:pPr>
-      <w:r>
-        <w:rPr>
-          <w:b w:val="false"/>
-          <w:bCs w:val="false"/>
-          <w:i w:val="false"/>
-          <w:iCs w:val="false"/>
-        </w:rPr>
-        <w:t xml:space="preserve">Unset MASTER_DATABASE_URL ⇒ mockAuthMiddleware chain unchanged. With it set, every /technical/api/* requires a verified Bearer + resolvable domain; /technical/api/tenant/init exempt.</w:t>
-      </w:r>
-    </w:p>
-    <w:p>
-      <w:pPr>
-        <w:pStyle w:val="Heading3"/>
-      </w:pPr>
-      <w:r>
-        <w:t xml:space="preserve">Verification</w:t>
+          <w:b/>
+          <w:bCs/>
+          <w:i w:val="false"/>
+          <w:iCs w:val="false"/>
+        </w:rPr>
+        <w:t xml:space="preserve">Error taxonomy (adopt Crewing’s): </w:t>
+      </w:r>
+      <w:r>
+        <w:rPr>
+          <w:b w:val="false"/>
+          <w:bCs w:val="false"/>
+          <w:i w:val="false"/>
+          <w:iCs w:val="false"/>
+        </w:rPr>
+        <w:t xml:space="preserve">403 invalid_tenant / tenant_inactive; 503 tenant-DB-unavailable; 401 token_expired / invalid_token; 403 tenant_mismatch.</w:t>
       </w:r>
     </w:p>
     <w:p>
@@ -4854,12 +5422,21 @@
       </w:pPr>
       <w:r>
         <w:rPr>
-          <w:b w:val="false"/>
-          <w:bCs w:val="false"/>
-          <w:i w:val="false"/>
-          <w:iCs w:val="false"/>
-        </w:rPr>
-        <w:t xml:space="preserve">Flag on: a valid SAILERP token resolves the right tenant DB and the real role gates RBAC (a non-admin is correctly denied an admin route).</w:t>
+          <w:b/>
+          <w:bCs/>
+          <w:i w:val="false"/>
+          <w:iCs w:val="false"/>
+        </w:rPr>
+        <w:t xml:space="preserve">verifyTenantBinding cross-check: </w:t>
+      </w:r>
+      <w:r>
+        <w:rPr>
+          <w:b w:val="false"/>
+          <w:bCs w:val="false"/>
+          <w:i w:val="false"/>
+          <w:iCs w:val="false"/>
+        </w:rPr>
+        <w:t xml:space="preserve">guards the OPTIONAL x-tenant-id header path only — cross-checks the header tuid against the JWT domain (403 tenant_mismatch on disagreement). The header-absent JWT-domain path exits before it. Include only if Technical also supports an x-tenant-id header; the ship path does not need it.</w:t>
       </w:r>
     </w:p>
     <w:p>
@@ -4878,7 +5455,75 @@
           <w:i w:val="false"/>
           <w:iCs w:val="false"/>
         </w:rPr>
-        <w:t xml:space="preserve">Expired/invalid/missing token handled per the agreed strict-vs-soft policy (Open #1). x-tenant-id mismatch → 403.</w:t>
+        <w:t xml:space="preserve">server/middleware/exemptPaths.ts (health, tenant/init). New env: JWT_SECRET, AUTH_BYPASS (dev only). Boot branches on MASTER_DATABASE_URL: when set, mount tenant+auth chain; when unset, keep today’s mockAuthMiddleware. Mutually exclusive.</w:t>
+      </w:r>
+    </w:p>
+    <w:p>
+      <w:pPr>
+        <w:pStyle w:val="Heading3"/>
+      </w:pPr>
+      <w:r>
+        <w:t xml:space="preserve">Flag behaviour (off = identical to today)</w:t>
+      </w:r>
+    </w:p>
+    <w:p>
+      <w:pPr>
+        <w:spacing w:after="120"/>
+      </w:pPr>
+      <w:r>
+        <w:rPr>
+          <w:b w:val="false"/>
+          <w:bCs w:val="false"/>
+          <w:i w:val="false"/>
+          <w:iCs w:val="false"/>
+        </w:rPr>
+        <w:t xml:space="preserve">Unset MASTER_DATABASE_URL ⇒ mockAuthMiddleware chain unchanged. With it set, every /technical/api/* requires a verified Bearer + resolvable domain; /technical/api/tenant/init exempt.</w:t>
+      </w:r>
+    </w:p>
+    <w:p>
+      <w:pPr>
+        <w:pStyle w:val="Heading3"/>
+      </w:pPr>
+      <w:r>
+        <w:t xml:space="preserve">Verification</w:t>
+      </w:r>
+    </w:p>
+    <w:p>
+      <w:pPr>
+        <w:pStyle w:val="ListParagraph"/>
+        <w:numPr>
+          <w:ilvl w:val="0"/>
+          <w:numId w:val="2"/>
+        </w:numPr>
+        <w:spacing w:after="60"/>
+      </w:pPr>
+      <w:r>
+        <w:rPr>
+          <w:b w:val="false"/>
+          <w:bCs w:val="false"/>
+          <w:i w:val="false"/>
+          <w:iCs w:val="false"/>
+        </w:rPr>
+        <w:t xml:space="preserve">Flag on: a valid SAILERP token resolves the right tenant DB and the real role gates RBAC (a non-admin is correctly denied an admin route).</w:t>
+      </w:r>
+    </w:p>
+    <w:p>
+      <w:pPr>
+        <w:pStyle w:val="ListParagraph"/>
+        <w:numPr>
+          <w:ilvl w:val="0"/>
+          <w:numId w:val="2"/>
+        </w:numPr>
+        <w:spacing w:after="60"/>
+      </w:pPr>
+      <w:r>
+        <w:rPr>
+          <w:b w:val="false"/>
+          <w:bCs w:val="false"/>
+          <w:i w:val="false"/>
+          <w:iCs w:val="false"/>
+        </w:rPr>
+        <w:t xml:space="preserve">Header-absent request (JWT domain only) routes correctly and passes auth (no tenant_mismatch, no Missing-header 400) — matches the verified Crewing behaviour. Expired/invalid/missing token handled per the agreed strict-vs-soft policy (Open #1).</w:t>
       </w:r>
     </w:p>
     <w:p>
@@ -5492,7 +6137,7 @@
                 <w:iCs w:val="false"/>
                 <w:color w:val="A0410D"/>
               </w:rPr>
-              <w:t xml:space="preserve">HIGH — cross-tenant write is the worst case</w:t>
+              <w:t xml:space="preserve">HIGH — cross-tenant write is the worst case; NO Crewing equivalent (§5.3)</w:t>
             </w:r>
           </w:p>
         </w:tc>
@@ -5660,7 +6305,7 @@
           <w:i w:val="false"/>
           <w:iCs w:val="false"/>
         </w:rPr>
-        <w:t xml:space="preserve">(a) the ship sends its FIXED domain on every /sync/* call via a new X-Sync-Domain header (value read from sync_settings, seeded on import from the ship’s SAILERP-verified domain — see 4.x); AND (b) shore validates that domain against an instanceId/vesselId → domain map it owns.</w:t>
+        <w:t xml:space="preserve">(a) the ship sends its FIXED domain on every /sync/* call via a new X-Sync-Domain header (value read from sync_settings, seeded on import from the ship’s SAILERP-verified domain — see 4.x); AND (b) shore validates that domain against an instanceId/vesselId → domain map it owns. Technical-scoped only — X-Sync-Domain carries Technical sync data, not Crewing’s (separate engine, §5.1).</w:t>
       </w:r>
     </w:p>
     <w:p>
@@ -8115,7 +8760,7 @@
           <w:i w:val="false"/>
           <w:iCs w:val="false"/>
         </w:rPr>
-        <w:t xml:space="preserve">The G3 hybrid (Phase 4) is the highest-risk change. A wrong domain resolution writes one company’s ship data into another company’s database. The design is </w:t>
+        <w:t xml:space="preserve">The G3 hybrid (Phase 4) is the highest-risk change and the part with NO Crewing precedent (§5.3). A wrong domain resolution writes one company’s ship data into another company’s database. The design is </w:t>
       </w:r>
       <w:r>
         <w:rPr>
@@ -8587,7 +9232,7 @@
                 <w:iCs w:val="false"/>
                 <w:color w:val="A0410D"/>
               </w:rPr>
-              <w:t xml:space="preserve">Phase 4 (hybrid, fail-closed) — HIGHEST RISK</w:t>
+              <w:t xml:space="preserve">Phase 4 (hybrid, fail-closed) — HIGHEST RISK, no Crewing equivalent</w:t>
             </w:r>
           </w:p>
         </w:tc>
@@ -8841,7 +9486,7 @@
                 <w:i w:val="false"/>
                 <w:iCs w:val="false"/>
               </w:rPr>
-              <w:t xml:space="preserve">Verify SAILERP token; real role for RBAC</w:t>
+              <w:t xml:space="preserve">Verify SAILERP token; real role for RBAC; middleware order/error-taxonomy</w:t>
             </w:r>
           </w:p>
         </w:tc>
@@ -9226,7 +9871,26 @@
           <w:i w:val="false"/>
           <w:iCs w:val="false"/>
         </w:rPr>
-        <w:t xml:space="preserve">Reference pattern (separate repo): Crewing authMiddleware / tenantMiddleware / tenantConnectionManager / shared/v2/tenant/schema.ts (tenants has NO db_url — connection built from env + DB name).</w:t>
+        <w:t xml:space="preserve">Reference pattern (separate repo): Crewing authMiddleware / tenantMiddleware / tenantConnectionManager / shared/v2/tenant/schema.ts (tenants has NO db_url — connection built from env + DB name; tenant/init = resolve-only).</w:t>
+      </w:r>
+    </w:p>
+    <w:p>
+      <w:pPr>
+        <w:pStyle w:val="ListParagraph"/>
+        <w:numPr>
+          <w:ilvl w:val="0"/>
+          <w:numId w:val="2"/>
+        </w:numPr>
+        <w:spacing w:after="60"/>
+      </w:pPr>
+      <w:r>
+        <w:rPr>
+          <w:b w:val="false"/>
+          <w:bCs w:val="false"/>
+          <w:i w:val="false"/>
+          <w:iCs w:val="false"/>
+        </w:rPr>
+        <w:t xml:space="preserve">Credits: Nilesh — database_name same-server registry; Datta — Crewing implementation docs/code for shore-half validation + tenant/init verification.</w:t>
       </w:r>
     </w:p>
     <w:p>

--- a/docs/MULTITENANCY-CONSOLIDATED-IMPLEMENTATION-PLAN.docx
+++ b/docs/MULTITENANCY-CONSOLIDATED-IMPLEMENTATION-PLAN.docx
@@ -573,7 +573,7 @@
                 <w:i w:val="false"/>
                 <w:iCs w:val="false"/>
               </w:rPr>
-              <w:t xml:space="preserve">368</w:t>
+              <w:t xml:space="preserve">292</w:t>
             </w:r>
             <w:r>
               <w:rPr>
@@ -592,7 +592,7 @@
                 <w:i w:val="false"/>
                 <w:iCs w:val="false"/>
               </w:rPr>
-              <w:t xml:space="preserve">npx tsc --noEmit ≤ 368</w:t>
+              <w:t xml:space="preserve">npx tsc --noEmit ≤ 292</w:t>
             </w:r>
             <w:r>
               <w:rPr>
@@ -3924,7 +3924,7 @@
           <w:i w:val="false"/>
           <w:iCs w:val="false"/>
         </w:rPr>
-        <w:t xml:space="preserve">npx tsc --noEmit ≤ 368</w:t>
+        <w:t xml:space="preserve">npx tsc --noEmit ≤ 292</w:t>
       </w:r>
       <w:r>
         <w:rPr>
@@ -4430,7 +4430,7 @@
           <w:i w:val="false"/>
           <w:iCs w:val="false"/>
         </w:rPr>
-        <w:t xml:space="preserve">npx tsc --noEmit ≤ 368.</w:t>
+        <w:t xml:space="preserve">npx tsc --noEmit ≤ 292.</w:t>
       </w:r>
     </w:p>
     <w:p>
@@ -4963,7 +4963,7 @@
           <w:i w:val="false"/>
           <w:iCs w:val="false"/>
         </w:rPr>
-        <w:t xml:space="preserve">First getTenantDb(tuid) runs migrations; second is a no-op. tsc ≤ 368. Flag-off: data-integrity INTACT, single-tenant unchanged.</w:t>
+        <w:t xml:space="preserve">First getTenantDb(tuid) runs migrations; second is a no-op. tsc ≤ 292. Flag-off: data-integrity INTACT, single-tenant unchanged.</w:t>
       </w:r>
     </w:p>
     <w:p>
@@ -5542,7 +5542,7 @@
           <w:i w:val="false"/>
           <w:iCs w:val="false"/>
         </w:rPr>
-        <w:t xml:space="preserve">Flag off: behaviour identical to today (mock). tsc ≤ 368.</w:t>
+        <w:t xml:space="preserve">Flag off: behaviour identical to today (mock). tsc ≤ 292.</w:t>
       </w:r>
     </w:p>
     <w:p>
@@ -5971,7 +5971,7 @@
           <w:i w:val="false"/>
           <w:iCs w:val="false"/>
         </w:rPr>
-        <w:t xml:space="preserve">tsc ≤ 368; existing pages keep working.</w:t>
+        <w:t xml:space="preserve">tsc ≤ 292; existing pages keep working.</w:t>
       </w:r>
     </w:p>
     <w:p>
@@ -6552,7 +6552,7 @@
           <w:i w:val="false"/>
           <w:iCs w:val="false"/>
         </w:rPr>
-        <w:t xml:space="preserve">tsc ≤ 368. Flag-off parity: single-tenant sync unchanged.</w:t>
+        <w:t xml:space="preserve">tsc ≤ 292. Flag-off parity: single-tenant sync unchanged.</w:t>
       </w:r>
     </w:p>
     <w:p>
@@ -7324,7 +7324,7 @@
           <w:i w:val="false"/>
           <w:iCs w:val="false"/>
         </w:rPr>
-        <w:t xml:space="preserve">pmsAlertEngine no longer overlaps itself. tsc ≤ 368.</w:t>
+        <w:t xml:space="preserve">pmsAlertEngine no longer overlaps itself. tsc ≤ 292.</w:t>
       </w:r>
     </w:p>
     <w:p>
@@ -7801,7 +7801,7 @@
           <w:i w:val="false"/>
           <w:iCs w:val="false"/>
         </w:rPr>
-        <w:t xml:space="preserve">Pen-test: zero cross-tenant data leak. tsc ≤ 368.</w:t>
+        <w:t xml:space="preserve">Pen-test: zero cross-tenant data leak. tsc ≤ 292.</w:t>
       </w:r>
     </w:p>
     <w:p>

--- a/docs/MULTITENANCY-CONSOLIDATED-IMPLEMENTATION-PLAN.docx
+++ b/docs/MULTITENANCY-CONSOLIDATED-IMPLEMENTATION-PLAN.docx
@@ -987,7 +987,7 @@
           <w:i w:val="false"/>
           <w:iCs w:val="false"/>
         </w:rPr>
-        <w:t xml:space="preserve"> — verify the already-forwarded SAILERP Bearer; use the real role for RBAC (today role is hardcoded "Sail Admin").</w:t>
+        <w:t xml:space="preserve"> — verify the SAILERP Bearer to obtain the trustworthy domain for tenant routing. (The role already arrives correctly in deployment — out of Phase 2 scope.)</w:t>
       </w:r>
     </w:p>
     <w:p>
@@ -1116,7 +1116,7 @@
         <w:pStyle w:val="Heading2"/>
       </w:pPr>
       <w:r>
-        <w:t xml:space="preserve">3.1 Auth — identity is real, authorization is mock, nothing is verified</w:t>
+        <w:t xml:space="preserve">3.1 Auth — identity is real and forwarded; the hardcoded role is a local-dev shim, not a deployed gap; what is missing is server-side token verification (for the domain)</w:t>
       </w:r>
     </w:p>
     <w:tbl>
@@ -3243,6 +3243,18 @@
     </w:tbl>
     <w:p>
       <w:pPr>
+        <w:spacing w:after="120"/>
+      </w:pPr>
+      <w:r>
+        <w:rPr>
+          <w:i w:val="true"/>
+          <w:iCs w:val="true"/>
+        </w:rPr>
+        <w:t xml:space="preserve">Phase 2 scope clarified — RBAC/role is already correct in deployment (the local hardcode is a dev-only shim); Phase 2 only adds token verification for the tenant domain, and does not modify role handling.</w:t>
+      </w:r>
+    </w:p>
+    <w:p>
+      <w:pPr>
         <w:pStyle w:val="Heading2"/>
       </w:pPr>
       <w:r>
@@ -5192,7 +5204,7 @@
                 <w:i w:val="false"/>
                 <w:iCs w:val="false"/>
               </w:rPr>
-              <w:t xml:space="preserve">Verify the SAILERP token; use the real role for RBAC; resolve tenant from domain claim.</w:t>
+              <w:t xml:space="preserve">Verify the SAILERP token for the tenant domain; resolve tenant from the domain claim.</w:t>
             </w:r>
           </w:p>
         </w:tc>
@@ -5296,7 +5308,7 @@
           <w:i w:val="false"/>
           <w:iCs w:val="false"/>
         </w:rPr>
-        <w:t xml:space="preserve">add server-side jwt.verify(token, JWT_SECRET) of the already-forwarded SAILERP Bearer (payload { id, domain, userType }). Read the verified domain + real role.</w:t>
+        <w:t xml:space="preserve">add server-side jwt.verify(token, JWT_SECRET) of the already-forwarded SAILERP Bearer (payload { id, domain, userType }). Read the verified domain (the tenant key).</w:t>
       </w:r>
     </w:p>
     <w:p>
@@ -5315,16 +5327,16 @@
           <w:i w:val="false"/>
           <w:iCs w:val="false"/>
         </w:rPr>
-        <w:t xml:space="preserve">Use the REAL role for RBAC — </w:t>
-      </w:r>
-      <w:r>
-        <w:rPr>
-          <w:b w:val="false"/>
-          <w:bCs w:val="false"/>
-          <w:i w:val="false"/>
-          <w:iCs w:val="false"/>
-        </w:rPr>
-        <w:t xml:space="preserve">req.user.role becomes the verified role, REPLACING the hardcoded "Sail Admin". requireRole now gates on the real role. Mirror Crewing authMiddleware (jwt.verify, AUTH_BYPASS dev-only, verifyTenantBinding).</w:t>
+        <w:t xml:space="preserve">Role handling is UNCHANGED — </w:t>
+      </w:r>
+      <w:r>
+        <w:rPr>
+          <w:b w:val="false"/>
+          <w:bCs w:val="false"/>
+          <w:i w:val="false"/>
+          <w:iCs w:val="false"/>
+        </w:rPr>
+        <w:t xml:space="preserve">Phase 2 does NOT change role handling — RBAC already works in deployment via the existing SAILERP-integrated path; the local hardcode is a dev shim, left untouched. Mirror Crewing authMiddleware for token verification only (jwt.verify, AUTH_BYPASS dev-only).</w:t>
       </w:r>
     </w:p>
     <w:p>
@@ -5504,7 +5516,7 @@
           <w:i w:val="false"/>
           <w:iCs w:val="false"/>
         </w:rPr>
-        <w:t xml:space="preserve">Flag on: a valid SAILERP token resolves the right tenant DB and the real role gates RBAC (a non-admin is correctly denied an admin route).</w:t>
+        <w:t xml:space="preserve">Flag on: a valid SAILERP token resolves the correct tenant DB (domain routing). RBAC is unchanged — out of Phase 2 scope.</w:t>
       </w:r>
     </w:p>
     <w:p>
@@ -9486,7 +9498,7 @@
                 <w:i w:val="false"/>
                 <w:iCs w:val="false"/>
               </w:rPr>
-              <w:t xml:space="preserve">Verify SAILERP token; real role for RBAC; middleware order/error-taxonomy</w:t>
+              <w:t xml:space="preserve">Verify SAILERP token for the tenant domain; middleware order/error-taxonomy</w:t>
             </w:r>
           </w:p>
         </w:tc>

--- a/docs/MULTITENANCY-CONSOLIDATED-IMPLEMENTATION-PLAN.docx
+++ b/docs/MULTITENANCY-CONSOLIDATED-IMPLEMENTATION-PLAN.docx
@@ -7670,6 +7670,26 @@
           <w:iCs w:val="false"/>
         </w:rPr>
         <w:t xml:space="preserve">before promoting WK as tenant #1: (1) count(*) FROM defects WHERE id LIKE 'DEF-%' = 0 (the one-time defect-ID rewrite must not fire); (2) dry-run migration runner proves ZERO pending; (3) verify-data-integrity.ts = ALL DATA INTACT (before AND after).</w:t>
+      </w:r>
+    </w:p>
+    <w:p>
+      <w:pPr>
+        <w:pStyle w:val="ListParagraph"/>
+        <w:numPr>
+          <w:ilvl w:val="0"/>
+          <w:numId w:val="2"/>
+        </w:numPr>
+        <w:spacing w:after="60"/>
+      </w:pPr>
+      <w:r>
+        <w:rPr>
+          <w:b/>
+          <w:bCs/>
+          <w:i w:val="false"/>
+          <w:iCs w:val="false"/>
+          <w:color w:val="A0410D"/>
+        </w:rPr>
+        <w:t xml:space="preserve">Backfill tenant_instances for the 3 existing production ships using their literal current instance IDs - SHIP-Pioneer Venture, SHIP-Frontier Venture, SHIP-Gas Mia (name-based, NOT vesselcode; Option A - existing ships keep their running IDs, new ships use SHIP-&lt;vesselcode&gt;). Confirm each exact string from the ship's sync_settings.instance_id before backfilling - a single character mismatch fails closed.</w:t>
       </w:r>
     </w:p>
     <w:p>

--- a/docs/MULTITENANCY-CONSOLIDATED-IMPLEMENTATION-PLAN.docx
+++ b/docs/MULTITENANCY-CONSOLIDATED-IMPLEMENTATION-PLAN.docx
@@ -7690,6 +7690,26 @@
           <w:color w:val="A0410D"/>
         </w:rPr>
         <w:t xml:space="preserve">Backfill tenant_instances for the 3 existing production ships using their literal current instance IDs - SHIP-Pioneer Venture, SHIP-Frontier Venture, SHIP-Gas Mia (name-based, NOT vesselcode; Option A - existing ships keep their running IDs, new ships use SHIP-&lt;vesselcode&gt;). Confirm each exact string from the ship's sync_settings.instance_id before backfilling - a single character mismatch fails closed.</w:t>
+      </w:r>
+    </w:p>
+    <w:p>
+      <w:pPr>
+        <w:pStyle w:val="ListParagraph"/>
+        <w:numPr>
+          <w:ilvl w:val="0"/>
+          <w:numId w:val="2"/>
+        </w:numPr>
+        <w:spacing w:after="60"/>
+      </w:pPr>
+      <w:r>
+        <w:rPr>
+          <w:b/>
+          <w:bCs/>
+          <w:i w:val="false"/>
+          <w:iCs w:val="false"/>
+          <w:color w:val="A0410D"/>
+        </w:rPr>
+        <w:t xml:space="preserve">Phase 4b update — the WK backfill now sets, per existing ship, BOTH: (a) the tenant_instances map row (literal instance id -&gt; WK domain) AND (b) a generated per-tenant sync_api_key written in TWO places: tenant_instances.sync_api_key (shore, the validation source) and the ship's sync_settings.sync_api_key (so the ship sends it as X-Sync-Api-Key). The ship declares NO domain; shore routes from the instance id alone. New ships get both automatically at provisioning.</w:t>
       </w:r>
     </w:p>
     <w:p>

--- a/docs/MULTITENANCY-CONSOLIDATED-IMPLEMENTATION-PLAN.docx
+++ b/docs/MULTITENANCY-CONSOLIDATED-IMPLEMENTATION-PLAN.docx
@@ -7767,6 +7767,25 @@
           <w:iCs w:val="false"/>
         </w:rPr>
         <w:t xml:space="preserve">Decommission: drop the single-tenant boot branch, retire mockAuthMiddleware (or fence behind AUTH_BYPASS dev-only), remove eager pool/db exports. Keep the single-pool fallback for system-context background jobs.</w:t>
+      </w:r>
+    </w:p>
+    <w:p>
+      <w:pPr>
+        <w:pStyle w:val="ListParagraph"/>
+        <w:numPr>
+          <w:ilvl w:val="0"/>
+          <w:numId w:val="2"/>
+        </w:numPr>
+        <w:spacing w:after="60"/>
+      </w:pPr>
+      <w:r>
+        <w:rPr>
+          <w:b w:val="false"/>
+          <w:bCs w:val="false"/>
+          <w:i w:val="false"/>
+          <w:iCs w:val="false"/>
+        </w:rPr>
+        <w:t xml:space="preserve">FUTURE OPERATIONAL NOTES (Phase 6 tooling built; cut-over NOT executed). Rollout sequence: (1) promote-to-tenant.ts adopts the WK DB (3-check gate); (2) backfill-wk-instances.ts writes the 3 map rows + per-tenant keys (shore-side); (3) set SYNC_LEGACY_KEY_TOLERANCE=true and flip MASTER_DATABASE_URL env-by-env (dev -&gt; staging ~48h -&gt; prod ~7d); ships keep syncing on the legacy key; (4) apply each ship's per-tenant key via PUT /sync/settings (ship auto-prefers it via loadSettings); (5) once all 3 migrated, set SYNC_LEGACY_KEY_TOLERANCE=false -&gt; full per-tenant auth, no outage. Smoke order least-&gt;most critical: Components -&gt; Reports -&gt; Spares -&gt; Stores -&gt; Defects -&gt; Work Orders+RH -&gt; Noon -&gt; Access Control. DECOMMISSION (deferred until prod soaks): drop the single-tenant boot branch, fence mockAuthMiddleware behind AUTH_BYPASS dev-only, remove eager pool/db exports - but KEEP the single-pool fallback for system-context background jobs. Parity gate: scripts/verify-mt-parity.ts (run in a full env where native deps like sharp are installed).</w:t>
       </w:r>
     </w:p>
     <w:p>
